--- a/Study-Plan/14_Career_Interview_and_Relocation_Playbook.docx
+++ b/Study-Plan/14_Career_Interview_and_Relocation_Playbook.docx
@@ -785,6 +785,1327 @@
       </w:pPr>
       <w:r>
         <w:rPr/>
+        <w:t xml:space="preserve">PART 0A - August 2026 route research addendum</w:t>
+      </w:r>
+    </w:p>
+    <w:p>
+      <w:pPr/>
+      <w:r>
+        <w:rPr/>
+        <w:t xml:space="preserve">Added 25 August 2026, after the rest of this document was written. It records where newer information appears to contradict Parts 2, 3 and 6.</w:t>
+      </w:r>
+    </w:p>
+    <w:p>
+      <w:pPr/>
+      <w:r>
+        <w:rPr>
+          <w:i/>
+        </w:rPr>
+        <w:t xml:space="preserve">Status: UNVERIFIED. This came from a single round of research on 25 August 2026 and the fact-checking pass was stopped before it finished - one claim of twenty-one was independently confirmed. Nothing here should change an application decision until the three items at the end of this part have been checked against the official sources named. It is recorded now, rather than quietly folded into Parts 2 and 3, because acting on the existing Canada ranking without checking it could cost months - and because being confidently wrong about immigration rules is worse than knowing you have not checked.</w:t>
+      </w:r>
+    </w:p>
+    <w:p>
+      <w:pPr>
+        <w:pStyle w:val="Heading2"/>
+      </w:pPr>
+      <w:r>
+        <w:rPr/>
+        <w:t xml:space="preserve">Where this document now looks out of date</w:t>
+      </w:r>
+    </w:p>
+    <w:tbl>
+      <w:tblPr>
+        <w:tblW w:w="5000" w:type="pct"/>
+        <w:tblLayout w:type="fixed"/>
+        <w:tblBorders>
+          <w:top w:val="single" w:sz="4" w:space="0" w:color="AEBDCC"/>
+          <w:left w:val="single" w:sz="4" w:space="0" w:color="AEBDCC"/>
+          <w:bottom w:val="single" w:sz="4" w:space="0" w:color="AEBDCC"/>
+          <w:right w:val="single" w:sz="4" w:space="0" w:color="AEBDCC"/>
+          <w:insideH w:val="single" w:sz="4" w:space="0" w:color="AEBDCC"/>
+          <w:insideV w:val="single" w:sz="4" w:space="0" w:color="AEBDCC"/>
+        </w:tblBorders>
+        <w:tblCellMar>
+          <w:top w:w="60" w:type="dxa"/>
+          <w:left w:w="90" w:type="dxa"/>
+          <w:bottom w:w="60" w:type="dxa"/>
+          <w:right w:w="90" w:type="dxa"/>
+        </w:tblCellMar>
+      </w:tblPr>
+      <w:tblGrid>
+        <w:gridCol w:w="1560"/>
+        <w:gridCol w:w="2640"/>
+        <w:gridCol w:w="3840"/>
+        <w:gridCol w:w="2160"/>
+      </w:tblGrid>
+      <w:tr>
+        <w:trPr>
+          <w:tblHeader/>
+        </w:trPr>
+        <w:tc>
+          <w:tcPr>
+            <w:tcW w:w="1560" w:type="dxa"/>
+            <w:shd w:val="clear" w:color="auto" w:fill="1F3864"/>
+            <w:vAlign w:val="top"/>
+          </w:tcPr>
+          <w:p>
+            <w:pPr>
+              <w:spacing w:before="20" w:after="20" w:line="240" w:lineRule="auto"/>
+            </w:pPr>
+            <w:r>
+              <w:rPr>
+                <w:b/>
+                <w:color w:val="FFFFFF"/>
+              </w:rPr>
+              <w:t xml:space="preserve">Section</w:t>
+            </w:r>
+          </w:p>
+        </w:tc>
+        <w:tc>
+          <w:tcPr>
+            <w:tcW w:w="2640" w:type="dxa"/>
+            <w:shd w:val="clear" w:color="auto" w:fill="1F3864"/>
+            <w:vAlign w:val="top"/>
+          </w:tcPr>
+          <w:p>
+            <w:pPr>
+              <w:spacing w:before="20" w:after="20" w:line="240" w:lineRule="auto"/>
+            </w:pPr>
+            <w:r>
+              <w:rPr>
+                <w:b/>
+                <w:color w:val="FFFFFF"/>
+              </w:rPr>
+              <w:t xml:space="preserve">What this document says</w:t>
+            </w:r>
+          </w:p>
+        </w:tc>
+        <w:tc>
+          <w:tcPr>
+            <w:tcW w:w="3840" w:type="dxa"/>
+            <w:shd w:val="clear" w:color="auto" w:fill="1F3864"/>
+            <w:vAlign w:val="top"/>
+          </w:tcPr>
+          <w:p>
+            <w:pPr>
+              <w:spacing w:before="20" w:after="20" w:line="240" w:lineRule="auto"/>
+            </w:pPr>
+            <w:r>
+              <w:rPr>
+                <w:b/>
+                <w:color w:val="FFFFFF"/>
+              </w:rPr>
+              <w:t xml:space="preserve">What the August 2026 research indicated (unverified)</w:t>
+            </w:r>
+          </w:p>
+        </w:tc>
+        <w:tc>
+          <w:tcPr>
+            <w:tcW w:w="2160" w:type="dxa"/>
+            <w:shd w:val="clear" w:color="auto" w:fill="1F3864"/>
+            <w:vAlign w:val="top"/>
+          </w:tcPr>
+          <w:p>
+            <w:pPr>
+              <w:spacing w:before="20" w:after="20" w:line="240" w:lineRule="auto"/>
+            </w:pPr>
+            <w:r>
+              <w:rPr>
+                <w:b/>
+                <w:color w:val="FFFFFF"/>
+              </w:rPr>
+              <w:t xml:space="preserve">What to do</w:t>
+            </w:r>
+          </w:p>
+        </w:tc>
+      </w:tr>
+      <w:tr>
+        <w:tc>
+          <w:tcPr>
+            <w:tcW w:w="1560" w:type="dxa"/>
+            <w:vAlign w:val="top"/>
+          </w:tcPr>
+          <w:p>
+            <w:pPr>
+              <w:spacing w:before="20" w:after="20" w:line="240" w:lineRule="auto"/>
+            </w:pPr>
+            <w:r>
+              <w:rPr/>
+              <w:t xml:space="preserve">Part 2 and 3A - Canada</w:t>
+            </w:r>
+          </w:p>
+        </w:tc>
+        <w:tc>
+          <w:tcPr>
+            <w:tcW w:w="2640" w:type="dxa"/>
+            <w:vAlign w:val="top"/>
+          </w:tcPr>
+          <w:p>
+            <w:pPr>
+              <w:spacing w:before="20" w:after="20" w:line="240" w:lineRule="auto"/>
+            </w:pPr>
+            <w:r>
+              <w:rPr/>
+              <w:t xml:space="preserve">Ranked first of every country here. Express Entry can grant permanent residency before you land, with no job offer.</w:t>
+            </w:r>
+          </w:p>
+        </w:tc>
+        <w:tc>
+          <w:tcPr>
+            <w:tcW w:w="3840" w:type="dxa"/>
+            <w:vAlign w:val="top"/>
+          </w:tcPr>
+          <w:p>
+            <w:pPr>
+              <w:spacing w:before="20" w:after="20" w:line="240" w:lineRule="auto"/>
+            </w:pPr>
+            <w:r>
+              <w:rPr/>
+              <w:t xml:space="preserve">Estimated CRS for this profile is about 429. No general or all-programme draw since 23 April 2024 (that cut-off was 529) and no STEM draw since 11 April 2024 (491). Arranged-employment CRS points were abolished on 25 March 2025, so a job offer no longer adds points. The draws actually running in 2026 require Canadian experience, French, or an occupation you do not hold. Note the three-year BCA is NOT the obstacle here - CRS pays the same 120 points for any programme of three years or longer.</w:t>
+            </w:r>
+          </w:p>
+        </w:tc>
+        <w:tc>
+          <w:tcPr>
+            <w:tcW w:w="2160" w:type="dxa"/>
+            <w:vAlign w:val="top"/>
+          </w:tcPr>
+          <w:p>
+            <w:pPr>
+              <w:spacing w:before="20" w:after="20" w:line="240" w:lineRule="auto"/>
+            </w:pPr>
+            <w:r>
+              <w:rPr/>
+              <w:t xml:space="preserve">VERIFY FIRST. If it holds, sitting in the pool at 429 converts at close to zero, and Canada becomes a French-language or provincial-nomination route rather than a file-and-wait one.</w:t>
+            </w:r>
+          </w:p>
+        </w:tc>
+      </w:tr>
+      <w:tr>
+        <w:tc>
+          <w:tcPr>
+            <w:tcW w:w="1560" w:type="dxa"/>
+            <w:vAlign w:val="top"/>
+          </w:tcPr>
+          <w:p>
+            <w:pPr>
+              <w:spacing w:before="20" w:after="20" w:line="240" w:lineRule="auto"/>
+            </w:pPr>
+            <w:r>
+              <w:rPr/>
+              <w:t xml:space="preserve">Part 2 and 3L - United States</w:t>
+            </w:r>
+          </w:p>
+        </w:tc>
+        <w:tc>
+          <w:tcPr>
+            <w:tcW w:w="2640" w:type="dxa"/>
+            <w:vAlign w:val="top"/>
+          </w:tcPr>
+          <w:p>
+            <w:pPr>
+              <w:spacing w:before="20" w:after="20" w:line="240" w:lineRule="auto"/>
+            </w:pPr>
+            <w:r>
+              <w:rPr/>
+              <w:t xml:space="preserve">Ranked last. Highest pay, worst permanence.</w:t>
+            </w:r>
+          </w:p>
+        </w:tc>
+        <w:tc>
+          <w:tcPr>
+            <w:tcW w:w="3840" w:type="dxa"/>
+            <w:vAlign w:val="top"/>
+          </w:tcPr>
+          <w:p>
+            <w:pPr>
+              <w:spacing w:before="20" w:after="20" w:line="240" w:lineRule="auto"/>
+            </w:pPr>
+            <w:r>
+              <w:rPr/>
+              <w:t xml:space="preserve">Confirmed, and sharper than written. Cold applications from India to unrelated US employers convert at under 2 per cent - treat as zero, since roughly 65 per cent of H-1B approvals are renewals. Selection is now wage-weighted rather than a flat lottery. A three-year BCA is not a US bachelor equivalent on its own: H-1B survives it through a credential evaluation plus the three-for-one experience rule, but EB-2 requires a single-source four-year degree and is structurally closed to you. The research rated an L-1 transfer through a current employer as the only clean route - and that is not available here, see the note below.</w:t>
+            </w:r>
+          </w:p>
+        </w:tc>
+        <w:tc>
+          <w:tcPr>
+            <w:tcW w:w="2160" w:type="dxa"/>
+            <w:vAlign w:val="top"/>
+          </w:tcPr>
+          <w:p>
+            <w:pPr>
+              <w:spacing w:before="20" w:after="20" w:line="240" w:lineRule="auto"/>
+            </w:pPr>
+            <w:r>
+              <w:rPr/>
+              <w:t xml:space="preserve">Drop the United States as an active channel. With no employer transfer available and EB-2 closed, there is no route worth spending hours on. Revisit only from inside a different employer that has proven mobility.</w:t>
+            </w:r>
+          </w:p>
+        </w:tc>
+      </w:tr>
+      <w:tr>
+        <w:tc>
+          <w:tcPr>
+            <w:tcW w:w="1560" w:type="dxa"/>
+            <w:vAlign w:val="top"/>
+          </w:tcPr>
+          <w:p>
+            <w:pPr>
+              <w:spacing w:before="20" w:after="20" w:line="240" w:lineRule="auto"/>
+            </w:pPr>
+            <w:r>
+              <w:rPr/>
+              <w:t xml:space="preserve">3E - Ireland</w:t>
+            </w:r>
+          </w:p>
+        </w:tc>
+        <w:tc>
+          <w:tcPr>
+            <w:tcW w:w="2640" w:type="dxa"/>
+            <w:vAlign w:val="top"/>
+          </w:tcPr>
+          <w:p>
+            <w:pPr>
+              <w:spacing w:before="20" w:after="20" w:line="240" w:lineRule="auto"/>
+            </w:pPr>
+            <w:r>
+              <w:rPr/>
+              <w:t xml:space="preserve">The best all-round fit for your exact profile.</w:t>
+            </w:r>
+          </w:p>
+        </w:tc>
+        <w:tc>
+          <w:tcPr>
+            <w:tcW w:w="3840" w:type="dxa"/>
+            <w:vAlign w:val="top"/>
+          </w:tcPr>
+          <w:p>
+            <w:pPr>
+              <w:spacing w:before="20" w:after="20" w:line="240" w:lineRule="auto"/>
+            </w:pPr>
+            <w:r>
+              <w:rPr/>
+              <w:t xml:space="preserve">A three-year BCA may be assessed at NFQ Level 7 rather than Level 8. If so you move off the Critical Skills threshold near EUR 40,904 and on to the no-degree threshold near EUR 68,911.</w:t>
+            </w:r>
+          </w:p>
+        </w:tc>
+        <w:tc>
+          <w:tcPr>
+            <w:tcW w:w="2160" w:type="dxa"/>
+            <w:vAlign w:val="top"/>
+          </w:tcPr>
+          <w:p>
+            <w:pPr>
+              <w:spacing w:before="20" w:after="20" w:line="240" w:lineRule="auto"/>
+            </w:pPr>
+            <w:r>
+              <w:rPr/>
+              <w:t xml:space="preserve">VERIFY FIRST. If it holds, Ireland is materially harder than this document assumes, and the Critical Skills line in the cover letter template needs changing.</w:t>
+            </w:r>
+          </w:p>
+        </w:tc>
+      </w:tr>
+      <w:tr>
+        <w:tc>
+          <w:tcPr>
+            <w:tcW w:w="1560" w:type="dxa"/>
+            <w:vAlign w:val="top"/>
+          </w:tcPr>
+          <w:p>
+            <w:pPr>
+              <w:spacing w:before="20" w:after="20" w:line="240" w:lineRule="auto"/>
+            </w:pPr>
+            <w:r>
+              <w:rPr/>
+              <w:t xml:space="preserve">3D, 3F and 3I - Germany, Netherlands, Poland</w:t>
+            </w:r>
+          </w:p>
+        </w:tc>
+        <w:tc>
+          <w:tcPr>
+            <w:tcW w:w="2640" w:type="dxa"/>
+            <w:vAlign w:val="top"/>
+          </w:tcPr>
+          <w:p>
+            <w:pPr>
+              <w:spacing w:before="20" w:after="20" w:line="240" w:lineRule="auto"/>
+            </w:pPr>
+            <w:r>
+              <w:rPr/>
+              <w:t xml:space="preserve">Listed, but ranked below Canada and New Zealand.</w:t>
+            </w:r>
+          </w:p>
+        </w:tc>
+        <w:tc>
+          <w:tcPr>
+            <w:tcW w:w="3840" w:type="dxa"/>
+            <w:vAlign w:val="top"/>
+          </w:tcPr>
+          <w:p>
+            <w:pPr>
+              <w:spacing w:before="20" w:after="20" w:line="240" w:lineRule="auto"/>
+            </w:pPr>
+            <w:r>
+              <w:rPr/>
+              <w:t xml:space="preserve">Possibly the strongest three for this profile, precisely because none of them gate on the degree. Germany’s EU Blue Card has an IT-specialist route that waives the degree requirement for three or more years of IT experience. The Netherlands highly skilled migrant route is salary-only with no degree test, and has a lower salary threshold while you are under 30. Poland is the second largest Blue Card issuer in the EU, and Relativity runs a .NET eDiscovery office in Krakow - a direct domain match.</w:t>
+            </w:r>
+          </w:p>
+        </w:tc>
+        <w:tc>
+          <w:tcPr>
+            <w:tcW w:w="2160" w:type="dxa"/>
+            <w:vAlign w:val="top"/>
+          </w:tcPr>
+          <w:p>
+            <w:pPr>
+              <w:spacing w:before="20" w:after="20" w:line="240" w:lineRule="auto"/>
+            </w:pPr>
+            <w:r>
+              <w:rPr/>
+              <w:t xml:space="preserve">Raise in priority, pending verification. The Blue Card wording already used in the Europe resume and cover letter is consistent with this.</w:t>
+            </w:r>
+          </w:p>
+        </w:tc>
+      </w:tr>
+      <w:tr>
+        <w:tc>
+          <w:tcPr>
+            <w:tcW w:w="1560" w:type="dxa"/>
+            <w:vAlign w:val="top"/>
+          </w:tcPr>
+          <w:p>
+            <w:pPr>
+              <w:spacing w:before="20" w:after="20" w:line="240" w:lineRule="auto"/>
+            </w:pPr>
+            <w:r>
+              <w:rPr/>
+              <w:t xml:space="preserve">Part 6 - application sequence</w:t>
+            </w:r>
+          </w:p>
+        </w:tc>
+        <w:tc>
+          <w:tcPr>
+            <w:tcW w:w="2640" w:type="dxa"/>
+            <w:vAlign w:val="top"/>
+          </w:tcPr>
+          <w:p>
+            <w:pPr>
+              <w:spacing w:before="20" w:after="20" w:line="240" w:lineRule="auto"/>
+            </w:pPr>
+            <w:r>
+              <w:rPr/>
+              <w:t xml:space="preserve">Week 22 is the centre of gravity: Canada and New Zealand.</w:t>
+            </w:r>
+          </w:p>
+        </w:tc>
+        <w:tc>
+          <w:tcPr>
+            <w:tcW w:w="3840" w:type="dxa"/>
+            <w:vAlign w:val="top"/>
+          </w:tcPr>
+          <w:p>
+            <w:pPr>
+              <w:spacing w:before="20" w:after="20" w:line="240" w:lineRule="auto"/>
+            </w:pPr>
+            <w:r>
+              <w:rPr/>
+              <w:t xml:space="preserve">If the Canada finding holds, the centre of gravity moves to Germany, the Netherlands and Poland - the three channels that do not gate on the degree and that accept cold applications from India. The research rated an internal transfer as the highest-conversion move by a wide margin, but that requires an employer that actually moves people, which rules out the current one.</w:t>
+            </w:r>
+          </w:p>
+        </w:tc>
+        <w:tc>
+          <w:tcPr>
+            <w:tcW w:w="2160" w:type="dxa"/>
+            <w:vAlign w:val="top"/>
+          </w:tcPr>
+          <w:p>
+            <w:pPr>
+              <w:spacing w:before="20" w:after="20" w:line="240" w:lineRule="auto"/>
+            </w:pPr>
+            <w:r>
+              <w:rPr/>
+              <w:t xml:space="preserve">Re-sequence only after verifying. Do not rewrite Part 6 on the strength of this addendum alone.</w:t>
+            </w:r>
+          </w:p>
+        </w:tc>
+      </w:tr>
+    </w:tbl>
+    <w:p>
+      <w:pPr>
+        <w:pStyle w:val="Heading2"/>
+      </w:pPr>
+      <w:r>
+        <w:rPr/>
+        <w:t xml:space="preserve">The three things to verify before acting on any of this</w:t>
+      </w:r>
+    </w:p>
+    <w:p>
+      <w:pPr/>
+      <w:r>
+        <w:rPr/>
+        <w:t xml:space="preserve">Each is a single lookup against a primary source. Add them to the Part 8 checklist, which already holds every other fact here that moves on a government timetable.</w:t>
+      </w:r>
+    </w:p>
+    <w:tbl>
+      <w:tblPr>
+        <w:tblW w:w="5000" w:type="pct"/>
+        <w:tblLayout w:type="fixed"/>
+        <w:tblBorders>
+          <w:top w:val="single" w:sz="4" w:space="0" w:color="AEBDCC"/>
+          <w:left w:val="single" w:sz="4" w:space="0" w:color="AEBDCC"/>
+          <w:bottom w:val="single" w:sz="4" w:space="0" w:color="AEBDCC"/>
+          <w:right w:val="single" w:sz="4" w:space="0" w:color="AEBDCC"/>
+          <w:insideH w:val="single" w:sz="4" w:space="0" w:color="AEBDCC"/>
+          <w:insideV w:val="single" w:sz="4" w:space="0" w:color="AEBDCC"/>
+        </w:tblBorders>
+        <w:tblCellMar>
+          <w:top w:w="60" w:type="dxa"/>
+          <w:left w:w="90" w:type="dxa"/>
+          <w:bottom w:w="60" w:type="dxa"/>
+          <w:right w:w="90" w:type="dxa"/>
+        </w:tblCellMar>
+      </w:tblPr>
+      <w:tblGrid>
+        <w:gridCol w:w="2400"/>
+        <w:gridCol w:w="5400"/>
+        <w:gridCol w:w="2400"/>
+      </w:tblGrid>
+      <w:tr>
+        <w:trPr>
+          <w:tblHeader/>
+        </w:trPr>
+        <w:tc>
+          <w:tcPr>
+            <w:tcW w:w="2400" w:type="dxa"/>
+            <w:shd w:val="clear" w:color="auto" w:fill="1F3864"/>
+            <w:vAlign w:val="top"/>
+          </w:tcPr>
+          <w:p>
+            <w:pPr>
+              <w:spacing w:before="20" w:after="20" w:line="240" w:lineRule="auto"/>
+            </w:pPr>
+            <w:r>
+              <w:rPr>
+                <w:b/>
+                <w:color w:val="FFFFFF"/>
+              </w:rPr>
+              <w:t xml:space="preserve">Claim</w:t>
+            </w:r>
+          </w:p>
+        </w:tc>
+        <w:tc>
+          <w:tcPr>
+            <w:tcW w:w="5400" w:type="dxa"/>
+            <w:shd w:val="clear" w:color="auto" w:fill="1F3864"/>
+            <w:vAlign w:val="top"/>
+          </w:tcPr>
+          <w:p>
+            <w:pPr>
+              <w:spacing w:before="20" w:after="20" w:line="240" w:lineRule="auto"/>
+            </w:pPr>
+            <w:r>
+              <w:rPr>
+                <w:b/>
+                <w:color w:val="FFFFFF"/>
+              </w:rPr>
+              <w:t xml:space="preserve">What to check</w:t>
+            </w:r>
+          </w:p>
+        </w:tc>
+        <w:tc>
+          <w:tcPr>
+            <w:tcW w:w="2400" w:type="dxa"/>
+            <w:shd w:val="clear" w:color="auto" w:fill="1F3864"/>
+            <w:vAlign w:val="top"/>
+          </w:tcPr>
+          <w:p>
+            <w:pPr>
+              <w:spacing w:before="20" w:after="20" w:line="240" w:lineRule="auto"/>
+            </w:pPr>
+            <w:r>
+              <w:rPr>
+                <w:b/>
+                <w:color w:val="FFFFFF"/>
+              </w:rPr>
+              <w:t xml:space="preserve">Source that owns the answer</w:t>
+            </w:r>
+          </w:p>
+        </w:tc>
+      </w:tr>
+      <w:tr>
+        <w:tc>
+          <w:tcPr>
+            <w:tcW w:w="2400" w:type="dxa"/>
+            <w:vAlign w:val="top"/>
+          </w:tcPr>
+          <w:p>
+            <w:pPr>
+              <w:spacing w:before="20" w:after="20" w:line="240" w:lineRule="auto"/>
+            </w:pPr>
+            <w:r>
+              <w:rPr/>
+              <w:t xml:space="preserve">Canada - Express Entry</w:t>
+            </w:r>
+          </w:p>
+        </w:tc>
+        <w:tc>
+          <w:tcPr>
+            <w:tcW w:w="5400" w:type="dxa"/>
+            <w:vAlign w:val="top"/>
+          </w:tcPr>
+          <w:p>
+            <w:pPr>
+              <w:spacing w:before="20" w:after="20" w:line="240" w:lineRule="auto"/>
+            </w:pPr>
+            <w:r>
+              <w:rPr/>
+              <w:t xml:space="preserve">Whether general or STEM draws have resumed at all, and the current cut-offs. This is the single claim the whole Canada ranking rests on.</w:t>
+            </w:r>
+          </w:p>
+        </w:tc>
+        <w:tc>
+          <w:tcPr>
+            <w:tcW w:w="2400" w:type="dxa"/>
+            <w:vAlign w:val="top"/>
+          </w:tcPr>
+          <w:p>
+            <w:pPr>
+              <w:spacing w:before="20" w:after="20" w:line="240" w:lineRule="auto"/>
+            </w:pPr>
+            <w:r>
+              <w:rPr/>
+              <w:t xml:space="preserve">canada.ca / IRCC</w:t>
+            </w:r>
+          </w:p>
+        </w:tc>
+      </w:tr>
+      <w:tr>
+        <w:tc>
+          <w:tcPr>
+            <w:tcW w:w="2400" w:type="dxa"/>
+            <w:vAlign w:val="top"/>
+          </w:tcPr>
+          <w:p>
+            <w:pPr>
+              <w:spacing w:before="20" w:after="20" w:line="240" w:lineRule="auto"/>
+            </w:pPr>
+            <w:r>
+              <w:rPr/>
+              <w:t xml:space="preserve">Germany - EU Blue Card</w:t>
+            </w:r>
+          </w:p>
+        </w:tc>
+        <w:tc>
+          <w:tcPr>
+            <w:tcW w:w="5400" w:type="dxa"/>
+            <w:vAlign w:val="top"/>
+          </w:tcPr>
+          <w:p>
+            <w:pPr>
+              <w:spacing w:before="20" w:after="20" w:line="240" w:lineRule="auto"/>
+            </w:pPr>
+            <w:r>
+              <w:rPr/>
+              <w:t xml:space="preserve">The IT-specialist route, and whether it genuinely waives the degree requirement for your years of experience.</w:t>
+            </w:r>
+          </w:p>
+        </w:tc>
+        <w:tc>
+          <w:tcPr>
+            <w:tcW w:w="2400" w:type="dxa"/>
+            <w:vAlign w:val="top"/>
+          </w:tcPr>
+          <w:p>
+            <w:pPr>
+              <w:spacing w:before="20" w:after="20" w:line="240" w:lineRule="auto"/>
+            </w:pPr>
+            <w:r>
+              <w:rPr/>
+              <w:t xml:space="preserve">make-it-in-germany.de / BAMF</w:t>
+            </w:r>
+          </w:p>
+        </w:tc>
+      </w:tr>
+      <w:tr>
+        <w:tc>
+          <w:tcPr>
+            <w:tcW w:w="2400" w:type="dxa"/>
+            <w:vAlign w:val="top"/>
+          </w:tcPr>
+          <w:p>
+            <w:pPr>
+              <w:spacing w:before="20" w:after="20" w:line="240" w:lineRule="auto"/>
+            </w:pPr>
+            <w:r>
+              <w:rPr/>
+              <w:t xml:space="preserve">Ireland - NFQ level</w:t>
+            </w:r>
+          </w:p>
+        </w:tc>
+        <w:tc>
+          <w:tcPr>
+            <w:tcW w:w="5400" w:type="dxa"/>
+            <w:vAlign w:val="top"/>
+          </w:tcPr>
+          <w:p>
+            <w:pPr>
+              <w:spacing w:before="20" w:after="20" w:line="240" w:lineRule="auto"/>
+            </w:pPr>
+            <w:r>
+              <w:rPr/>
+              <w:t xml:space="preserve">What level a three-year BCA is assigned, and therefore which salary threshold applies to you.</w:t>
+            </w:r>
+          </w:p>
+        </w:tc>
+        <w:tc>
+          <w:tcPr>
+            <w:tcW w:w="2400" w:type="dxa"/>
+            <w:vAlign w:val="top"/>
+          </w:tcPr>
+          <w:p>
+            <w:pPr>
+              <w:spacing w:before="20" w:after="20" w:line="240" w:lineRule="auto"/>
+            </w:pPr>
+            <w:r>
+              <w:rPr/>
+              <w:t xml:space="preserve">NARIC Ireland / enterprise.gov.ie</w:t>
+            </w:r>
+          </w:p>
+        </w:tc>
+      </w:tr>
+    </w:tbl>
+    <w:p>
+      <w:pPr/>
+      <w:r>
+        <w:rPr>
+          <w:i/>
+        </w:rPr>
+        <w:t xml:space="preserve">A fourth thing to resolve, and it is the one that decides whether the Canada conclusion above is right at all. The research contradicted itself on the CRS score: its summary said about 429, while its own detailed claim computed 450 to 470 for the same profile. The figure quoted in the Canada row above is 429. That spread crosses several draw cut-offs, so recompute it directly from the official CRS tool before acting on it, and correct this addendum with the answer.</w:t>
+      </w:r>
+    </w:p>
+    <w:p>
+      <w:pPr/>
+      <w:r>
+        <w:rPr/>
+        <w:t xml:space="preserve">Two inputs nobody has supplied are what make that calculation uncertain: exact age, which costs points every year from the late twenties, and marital status, which changes how the whole grid is scored. Fix those two and the CRS number stops being a guess.</w:t>
+      </w:r>
+    </w:p>
+    <w:p>
+      <w:pPr/>
+      <w:r>
+        <w:rPr/>
+        <w:t xml:space="preserve">The full evidence behind this addendum - 136 individual claims with dates, sources and confidence levels - is saved in the repository at CONTEXT.md (Part D), at the repository root. That file also records what the research explicitly could not answer and what was never asked. Read it before commissioning any further research, so the same ground is not covered twice.</w:t>
+      </w:r>
+    </w:p>
+    <w:p>
+      <w:pPr>
+        <w:pStyle w:val="Heading2"/>
+      </w:pPr>
+      <w:r>
+        <w:rPr/>
+        <w:t xml:space="preserve">Settled 25 August 2026 - the internal transfer route is closed</w:t>
+      </w:r>
+    </w:p>
+    <w:p>
+      <w:pPr/>
+      <w:r>
+        <w:rPr/>
+        <w:t xml:space="preserve">The current employer does not offer overseas transfer or relocation. That is now a known fact, not an open question, and it closes several things at once: the L-1 route in Part 2, the "you are already L-1 eligible" note in Part 2, and the Part 8 checklist row that asks HR about India-to-US mobility precedent. None of those need chasing. Treat this addendum as superseding them.</w:t>
+      </w:r>
+    </w:p>
+    <w:p>
+      <w:pPr/>
+      <w:r>
+        <w:rPr/>
+        <w:t xml:space="preserve">This matters more than it first looks, because the research rated an internal transfer as the highest-conversion move available - 25 to 40 per cent, against under 2 per cent for cold US applications. Losing it removes the best route and the only clean path into the United States in one go.</w:t>
+      </w:r>
+    </w:p>
+    <w:p>
+      <w:pPr/>
+      <w:r>
+        <w:rPr/>
+        <w:t xml:space="preserve">What survives is the strategy, not the employer. Route 1 in Part 2 - join an India office, move later - still works, but only through a company that actually moves people, which is exactly what Part 3M lists. So Part 3M changes from a fallback into a live parallel track: a role at an India-based employer with proven mobility is worth taking on its own terms, because it restores the transfer route that the current job cannot provide.</w:t>
+      </w:r>
+    </w:p>
+    <w:p>
+      <w:pPr/>
+      <w:r>
+        <w:rPr/>
+        <w:t xml:space="preserve">Immediate consequence for the application list: with no transfer available and EB-2 closed to a three-year degree, the United States has no route worth spending hours on. Direct applications to Germany, the Netherlands and Poland, plus Part 3M employers in India, are where the hours go until the three verifications above come back.</w:t>
+      </w:r>
+    </w:p>
+    <w:p>
+      <w:pPr>
+        <w:pStyle w:val="Heading2"/>
+      </w:pPr>
+      <w:r>
+        <w:rPr/>
+        <w:t xml:space="preserve">Provisional order of effort</w:t>
+      </w:r>
+    </w:p>
+    <w:p>
+      <w:pPr/>
+      <w:r>
+        <w:rPr>
+          <w:i/>
+        </w:rPr>
+        <w:t xml:space="preserve">The order the rest of this addendum implies, written out so it is actionable without further interpretation. It is provisional: rows 1 and 4 move if the Germany and Canada checks come back differently, and row 5 moves on the Ireland check. It replaces nothing in Part 6 until then - treat it as the working order while the verifications are outstanding.</w:t>
+      </w:r>
+    </w:p>
+    <w:tbl>
+      <w:tblPr>
+        <w:tblW w:w="5000" w:type="pct"/>
+        <w:tblLayout w:type="fixed"/>
+        <w:tblBorders>
+          <w:top w:val="single" w:sz="4" w:space="0" w:color="AEBDCC"/>
+          <w:left w:val="single" w:sz="4" w:space="0" w:color="AEBDCC"/>
+          <w:bottom w:val="single" w:sz="4" w:space="0" w:color="AEBDCC"/>
+          <w:right w:val="single" w:sz="4" w:space="0" w:color="AEBDCC"/>
+          <w:insideH w:val="single" w:sz="4" w:space="0" w:color="AEBDCC"/>
+          <w:insideV w:val="single" w:sz="4" w:space="0" w:color="AEBDCC"/>
+        </w:tblBorders>
+        <w:tblCellMar>
+          <w:top w:w="60" w:type="dxa"/>
+          <w:left w:w="90" w:type="dxa"/>
+          <w:bottom w:w="60" w:type="dxa"/>
+          <w:right w:w="90" w:type="dxa"/>
+        </w:tblCellMar>
+      </w:tblPr>
+      <w:tblGrid>
+        <w:gridCol w:w="620"/>
+        <w:gridCol w:w="3100"/>
+        <w:gridCol w:w="1300"/>
+        <w:gridCol w:w="5180"/>
+      </w:tblGrid>
+      <w:tr>
+        <w:trPr>
+          <w:tblHeader/>
+        </w:trPr>
+        <w:tc>
+          <w:tcPr>
+            <w:tcW w:w="620" w:type="dxa"/>
+            <w:shd w:val="clear" w:color="auto" w:fill="1F3864"/>
+            <w:vAlign w:val="top"/>
+          </w:tcPr>
+          <w:p>
+            <w:pPr>
+              <w:spacing w:before="20" w:after="20" w:line="240" w:lineRule="auto"/>
+            </w:pPr>
+            <w:r>
+              <w:rPr>
+                <w:b/>
+                <w:color w:val="FFFFFF"/>
+              </w:rPr>
+              <w:t xml:space="preserve">#</w:t>
+            </w:r>
+          </w:p>
+        </w:tc>
+        <w:tc>
+          <w:tcPr>
+            <w:tcW w:w="3100" w:type="dxa"/>
+            <w:shd w:val="clear" w:color="auto" w:fill="1F3864"/>
+            <w:vAlign w:val="top"/>
+          </w:tcPr>
+          <w:p>
+            <w:pPr>
+              <w:spacing w:before="20" w:after="20" w:line="240" w:lineRule="auto"/>
+            </w:pPr>
+            <w:r>
+              <w:rPr>
+                <w:b/>
+                <w:color w:val="FFFFFF"/>
+              </w:rPr>
+              <w:t xml:space="preserve">Channel</w:t>
+            </w:r>
+          </w:p>
+        </w:tc>
+        <w:tc>
+          <w:tcPr>
+            <w:tcW w:w="1300" w:type="dxa"/>
+            <w:shd w:val="clear" w:color="auto" w:fill="1F3864"/>
+            <w:vAlign w:val="top"/>
+          </w:tcPr>
+          <w:p>
+            <w:pPr>
+              <w:spacing w:before="20" w:after="20" w:line="240" w:lineRule="auto"/>
+            </w:pPr>
+            <w:r>
+              <w:rPr>
+                <w:b/>
+                <w:color w:val="FFFFFF"/>
+              </w:rPr>
+              <w:t xml:space="preserve">Share of overseas hours</w:t>
+            </w:r>
+          </w:p>
+        </w:tc>
+        <w:tc>
+          <w:tcPr>
+            <w:tcW w:w="5180" w:type="dxa"/>
+            <w:shd w:val="clear" w:color="auto" w:fill="1F3864"/>
+            <w:vAlign w:val="top"/>
+          </w:tcPr>
+          <w:p>
+            <w:pPr>
+              <w:spacing w:before="20" w:after="20" w:line="240" w:lineRule="auto"/>
+            </w:pPr>
+            <w:r>
+              <w:rPr>
+                <w:b/>
+                <w:color w:val="FFFFFF"/>
+              </w:rPr>
+              <w:t xml:space="preserve">Why it sits here</w:t>
+            </w:r>
+          </w:p>
+        </w:tc>
+      </w:tr>
+      <w:tr>
+        <w:tc>
+          <w:tcPr>
+            <w:tcW w:w="620" w:type="dxa"/>
+            <w:vAlign w:val="top"/>
+          </w:tcPr>
+          <w:p>
+            <w:pPr>
+              <w:spacing w:before="20" w:after="20" w:line="240" w:lineRule="auto"/>
+            </w:pPr>
+            <w:r>
+              <w:rPr/>
+              <w:t xml:space="preserve">1</w:t>
+            </w:r>
+          </w:p>
+        </w:tc>
+        <w:tc>
+          <w:tcPr>
+            <w:tcW w:w="3100" w:type="dxa"/>
+            <w:vAlign w:val="top"/>
+          </w:tcPr>
+          <w:p>
+            <w:pPr>
+              <w:spacing w:before="20" w:after="20" w:line="240" w:lineRule="auto"/>
+            </w:pPr>
+            <w:r>
+              <w:rPr/>
+              <w:t xml:space="preserve">Germany, Netherlands and Poland - direct applications</w:t>
+            </w:r>
+          </w:p>
+        </w:tc>
+        <w:tc>
+          <w:tcPr>
+            <w:tcW w:w="1300" w:type="dxa"/>
+            <w:vAlign w:val="top"/>
+          </w:tcPr>
+          <w:p>
+            <w:pPr>
+              <w:spacing w:before="20" w:after="20" w:line="240" w:lineRule="auto"/>
+            </w:pPr>
+            <w:r>
+              <w:rPr/>
+              <w:t xml:space="preserve">About 70 per cent</w:t>
+            </w:r>
+          </w:p>
+        </w:tc>
+        <w:tc>
+          <w:tcPr>
+            <w:tcW w:w="5180" w:type="dxa"/>
+            <w:vAlign w:val="top"/>
+          </w:tcPr>
+          <w:p>
+            <w:pPr>
+              <w:spacing w:before="20" w:after="20" w:line="240" w:lineRule="auto"/>
+            </w:pPr>
+            <w:r>
+              <w:rPr/>
+              <w:t xml:space="preserve">The only three channels that neither gate on the degree nor need an employer transfer. Germany’s IT-specialist Blue Card waives the degree requirement, the Netherlands highly skilled migrant route is salary-only, and Poland is the highest-volume Blue Card channel for Indian IT nationals. Sequence Poland or Germany first for hit rate, the Netherlands first for net pay.</w:t>
+            </w:r>
+          </w:p>
+        </w:tc>
+      </w:tr>
+      <w:tr>
+        <w:tc>
+          <w:tcPr>
+            <w:tcW w:w="620" w:type="dxa"/>
+            <w:vAlign w:val="top"/>
+          </w:tcPr>
+          <w:p>
+            <w:pPr>
+              <w:spacing w:before="20" w:after="20" w:line="240" w:lineRule="auto"/>
+            </w:pPr>
+            <w:r>
+              <w:rPr/>
+              <w:t xml:space="preserve">2</w:t>
+            </w:r>
+          </w:p>
+        </w:tc>
+        <w:tc>
+          <w:tcPr>
+            <w:tcW w:w="3100" w:type="dxa"/>
+            <w:vAlign w:val="top"/>
+          </w:tcPr>
+          <w:p>
+            <w:pPr>
+              <w:spacing w:before="20" w:after="20" w:line="240" w:lineRule="auto"/>
+            </w:pPr>
+            <w:r>
+              <w:rPr/>
+              <w:t xml:space="preserve">Part 3M - India employers with proven mobility</w:t>
+            </w:r>
+          </w:p>
+        </w:tc>
+        <w:tc>
+          <w:tcPr>
+            <w:tcW w:w="1300" w:type="dxa"/>
+            <w:vAlign w:val="top"/>
+          </w:tcPr>
+          <w:p>
+            <w:pPr>
+              <w:spacing w:before="20" w:after="20" w:line="240" w:lineRule="auto"/>
+            </w:pPr>
+            <w:r>
+              <w:rPr/>
+              <w:t xml:space="preserve">About 15 per cent</w:t>
+            </w:r>
+          </w:p>
+        </w:tc>
+        <w:tc>
+          <w:tcPr>
+            <w:tcW w:w="5180" w:type="dxa"/>
+            <w:vAlign w:val="top"/>
+          </w:tcPr>
+          <w:p>
+            <w:pPr>
+              <w:spacing w:before="20" w:after="20" w:line="240" w:lineRule="auto"/>
+            </w:pPr>
+            <w:r>
+              <w:rPr/>
+              <w:t xml:space="preserve">Promoted from fallback to a parallel track, because with the current employer offering no transfer this is the only remaining way to reach the transfer route at all. A role here is worth taking on its own terms, not as a consolation.</w:t>
+            </w:r>
+          </w:p>
+        </w:tc>
+      </w:tr>
+      <w:tr>
+        <w:tc>
+          <w:tcPr>
+            <w:tcW w:w="620" w:type="dxa"/>
+            <w:vAlign w:val="top"/>
+          </w:tcPr>
+          <w:p>
+            <w:pPr>
+              <w:spacing w:before="20" w:after="20" w:line="240" w:lineRule="auto"/>
+            </w:pPr>
+            <w:r>
+              <w:rPr/>
+              <w:t xml:space="preserve">3</w:t>
+            </w:r>
+          </w:p>
+        </w:tc>
+        <w:tc>
+          <w:tcPr>
+            <w:tcW w:w="3100" w:type="dxa"/>
+            <w:vAlign w:val="top"/>
+          </w:tcPr>
+          <w:p>
+            <w:pPr>
+              <w:spacing w:before="20" w:after="20" w:line="240" w:lineRule="auto"/>
+            </w:pPr>
+            <w:r>
+              <w:rPr/>
+              <w:t xml:space="preserve">Part 3K - eDiscovery and legal-tech, wherever it is based</w:t>
+            </w:r>
+          </w:p>
+        </w:tc>
+        <w:tc>
+          <w:tcPr>
+            <w:tcW w:w="1300" w:type="dxa"/>
+            <w:vAlign w:val="top"/>
+          </w:tcPr>
+          <w:p>
+            <w:pPr>
+              <w:spacing w:before="20" w:after="20" w:line="240" w:lineRule="auto"/>
+            </w:pPr>
+            <w:r>
+              <w:rPr/>
+              <w:t xml:space="preserve">About 10 per cent</w:t>
+            </w:r>
+          </w:p>
+        </w:tc>
+        <w:tc>
+          <w:tcPr>
+            <w:tcW w:w="5180" w:type="dxa"/>
+            <w:vAlign w:val="top"/>
+          </w:tcPr>
+          <w:p>
+            <w:pPr>
+              <w:spacing w:before="20" w:after="20" w:line="240" w:lineRule="auto"/>
+            </w:pPr>
+            <w:r>
+              <w:rPr/>
+              <w:t xml:space="preserve">The smallest candidate pools in this document and the highest conversion per application, because the pool of engineers who know both .NET and eDiscovery is tiny. Overlaps with item 1 at Relativity in Krakow, which is why that one company is worth applying to first.</w:t>
+            </w:r>
+          </w:p>
+        </w:tc>
+      </w:tr>
+      <w:tr>
+        <w:tc>
+          <w:tcPr>
+            <w:tcW w:w="620" w:type="dxa"/>
+            <w:vAlign w:val="top"/>
+          </w:tcPr>
+          <w:p>
+            <w:pPr>
+              <w:spacing w:before="20" w:after="20" w:line="240" w:lineRule="auto"/>
+            </w:pPr>
+            <w:r>
+              <w:rPr/>
+              <w:t xml:space="preserve">4</w:t>
+            </w:r>
+          </w:p>
+        </w:tc>
+        <w:tc>
+          <w:tcPr>
+            <w:tcW w:w="3100" w:type="dxa"/>
+            <w:vAlign w:val="top"/>
+          </w:tcPr>
+          <w:p>
+            <w:pPr>
+              <w:spacing w:before="20" w:after="20" w:line="240" w:lineRule="auto"/>
+            </w:pPr>
+            <w:r>
+              <w:rPr/>
+              <w:t xml:space="preserve">Canada - French track or a provincial nomination only</w:t>
+            </w:r>
+          </w:p>
+        </w:tc>
+        <w:tc>
+          <w:tcPr>
+            <w:tcW w:w="1300" w:type="dxa"/>
+            <w:vAlign w:val="top"/>
+          </w:tcPr>
+          <w:p>
+            <w:pPr>
+              <w:spacing w:before="20" w:after="20" w:line="240" w:lineRule="auto"/>
+            </w:pPr>
+            <w:r>
+              <w:rPr/>
+              <w:t xml:space="preserve">About 5 per cent</w:t>
+            </w:r>
+          </w:p>
+        </w:tc>
+        <w:tc>
+          <w:tcPr>
+            <w:tcW w:w="5180" w:type="dxa"/>
+            <w:vAlign w:val="top"/>
+          </w:tcPr>
+          <w:p>
+            <w:pPr>
+              <w:spacing w:before="20" w:after="20" w:line="240" w:lineRule="auto"/>
+            </w:pPr>
+            <w:r>
+              <w:rPr/>
+              <w:t xml:space="preserve">Still the best PR outcome on offer if you get in, but at an estimated CRS of 429 it is no longer a file-and-wait route. French to NCLC 7 is a 12 to 24 month commitment on top of full-time work and the study plan - decide it deliberately or not at all. Do not drift into it.</w:t>
+            </w:r>
+          </w:p>
+        </w:tc>
+      </w:tr>
+      <w:tr>
+        <w:tc>
+          <w:tcPr>
+            <w:tcW w:w="620" w:type="dxa"/>
+            <w:vAlign w:val="top"/>
+          </w:tcPr>
+          <w:p>
+            <w:pPr>
+              <w:spacing w:before="20" w:after="20" w:line="240" w:lineRule="auto"/>
+            </w:pPr>
+            <w:r>
+              <w:rPr/>
+              <w:t xml:space="preserve">5</w:t>
+            </w:r>
+          </w:p>
+        </w:tc>
+        <w:tc>
+          <w:tcPr>
+            <w:tcW w:w="3100" w:type="dxa"/>
+            <w:vAlign w:val="top"/>
+          </w:tcPr>
+          <w:p>
+            <w:pPr>
+              <w:spacing w:before="20" w:after="20" w:line="240" w:lineRule="auto"/>
+            </w:pPr>
+            <w:r>
+              <w:rPr/>
+              <w:t xml:space="preserve">United Kingdom and Ireland - watchlist</w:t>
+            </w:r>
+          </w:p>
+        </w:tc>
+        <w:tc>
+          <w:tcPr>
+            <w:tcW w:w="1300" w:type="dxa"/>
+            <w:vAlign w:val="top"/>
+          </w:tcPr>
+          <w:p>
+            <w:pPr>
+              <w:spacing w:before="20" w:after="20" w:line="240" w:lineRule="auto"/>
+            </w:pPr>
+            <w:r>
+              <w:rPr/>
+              <w:t xml:space="preserve">Nil until verified</w:t>
+            </w:r>
+          </w:p>
+        </w:tc>
+        <w:tc>
+          <w:tcPr>
+            <w:tcW w:w="5180" w:type="dxa"/>
+            <w:vAlign w:val="top"/>
+          </w:tcPr>
+          <w:p>
+            <w:pPr>
+              <w:spacing w:before="20" w:after="20" w:line="240" w:lineRule="auto"/>
+            </w:pPr>
+            <w:r>
+              <w:rPr/>
+              <w:t xml:space="preserve">Both hinge on how a three-year BCA is graded. Ireland in particular swings between two very different salary thresholds. Revisit the moment the NFQ answer comes back.</w:t>
+            </w:r>
+          </w:p>
+        </w:tc>
+      </w:tr>
+      <w:tr>
+        <w:tc>
+          <w:tcPr>
+            <w:tcW w:w="620" w:type="dxa"/>
+            <w:vAlign w:val="top"/>
+          </w:tcPr>
+          <w:p>
+            <w:pPr>
+              <w:spacing w:before="20" w:after="20" w:line="240" w:lineRule="auto"/>
+            </w:pPr>
+            <w:r>
+              <w:rPr/>
+              <w:t xml:space="preserve">6</w:t>
+            </w:r>
+          </w:p>
+        </w:tc>
+        <w:tc>
+          <w:tcPr>
+            <w:tcW w:w="3100" w:type="dxa"/>
+            <w:vAlign w:val="top"/>
+          </w:tcPr>
+          <w:p>
+            <w:pPr>
+              <w:spacing w:before="20" w:after="20" w:line="240" w:lineRule="auto"/>
+            </w:pPr>
+            <w:r>
+              <w:rPr/>
+              <w:t xml:space="preserve">United States</w:t>
+            </w:r>
+          </w:p>
+        </w:tc>
+        <w:tc>
+          <w:tcPr>
+            <w:tcW w:w="1300" w:type="dxa"/>
+            <w:vAlign w:val="top"/>
+          </w:tcPr>
+          <w:p>
+            <w:pPr>
+              <w:spacing w:before="20" w:after="20" w:line="240" w:lineRule="auto"/>
+            </w:pPr>
+            <w:r>
+              <w:rPr/>
+              <w:t xml:space="preserve">Nil</w:t>
+            </w:r>
+          </w:p>
+        </w:tc>
+        <w:tc>
+          <w:tcPr>
+            <w:tcW w:w="5180" w:type="dxa"/>
+            <w:vAlign w:val="top"/>
+          </w:tcPr>
+          <w:p>
+            <w:pPr>
+              <w:spacing w:before="20" w:after="20" w:line="240" w:lineRule="auto"/>
+            </w:pPr>
+            <w:r>
+              <w:rPr/>
+              <w:t xml:space="preserve">Dropped, not merely ranked last. No employer transfer, EB-2 closed to a three-year degree, and cold applications from India converting under 2 per cent leaves nothing to work with.</w:t>
+            </w:r>
+          </w:p>
+        </w:tc>
+      </w:tr>
+      <w:tr>
+        <w:tc>
+          <w:tcPr>
+            <w:tcW w:w="620" w:type="dxa"/>
+            <w:vAlign w:val="top"/>
+          </w:tcPr>
+          <w:p>
+            <w:pPr>
+              <w:spacing w:before="20" w:after="20" w:line="240" w:lineRule="auto"/>
+            </w:pPr>
+            <w:r>
+              <w:rPr/>
+              <w:t xml:space="preserve">7</w:t>
+            </w:r>
+          </w:p>
+        </w:tc>
+        <w:tc>
+          <w:tcPr>
+            <w:tcW w:w="3100" w:type="dxa"/>
+            <w:vAlign w:val="top"/>
+          </w:tcPr>
+          <w:p>
+            <w:pPr>
+              <w:spacing w:before="20" w:after="20" w:line="240" w:lineRule="auto"/>
+            </w:pPr>
+            <w:r>
+              <w:rPr/>
+              <w:t xml:space="preserve">Australia points routes (subclass 189)</w:t>
+            </w:r>
+          </w:p>
+        </w:tc>
+        <w:tc>
+          <w:tcPr>
+            <w:tcW w:w="1300" w:type="dxa"/>
+            <w:vAlign w:val="top"/>
+          </w:tcPr>
+          <w:p>
+            <w:pPr>
+              <w:spacing w:before="20" w:after="20" w:line="240" w:lineRule="auto"/>
+            </w:pPr>
+            <w:r>
+              <w:rPr/>
+              <w:t xml:space="preserve">Nil</w:t>
+            </w:r>
+          </w:p>
+        </w:tc>
+        <w:tc>
+          <w:tcPr>
+            <w:tcW w:w="5180" w:type="dxa"/>
+            <w:vAlign w:val="top"/>
+          </w:tcPr>
+          <w:p>
+            <w:pPr>
+              <w:spacing w:before="20" w:after="20" w:line="240" w:lineRule="auto"/>
+            </w:pPr>
+            <w:r>
+              <w:rPr/>
+              <w:t xml:space="preserve">ACS deducts years of experience for a BCA, as Part 2 already warns. The employer-sponsored route is the only sensible one and it sits behind items 1 to 3.</w:t>
+            </w:r>
+          </w:p>
+        </w:tc>
+      </w:tr>
+    </w:tbl>
+    <w:p>
+      <w:pPr/>
+      <w:r>
+        <w:rPr/>
+        <w:t xml:space="preserve">Two things this order does not change. The Week 21 calibration applications inside India still happen exactly as Part 6 has them - interview skill is built by interviewing, and those remain the cheapest place to build it. And the Week 20 gate still stands: none of the above is a reason to start applying to the companies you actually want before the project exists.</w:t>
+      </w:r>
+    </w:p>
+    <w:p>
+      <w:pPr>
+        <w:pStyle w:val="Heading1"/>
+      </w:pPr>
+      <w:r>
+        <w:rPr/>
         <w:t xml:space="preserve">PART 1 - Behavioural mastery and the STAR story bank</w:t>
       </w:r>
     </w:p>
@@ -6066,6 +7387,15 @@
     <w:p>
       <w:pPr/>
       <w:r>
+        <w:rPr>
+          <w:i/>
+        </w:rPr>
+        <w:t xml:space="preserve">CONFIRMED and hardened, 25 August 2026 - see Part 0A. Three additions. Cold applications from India convert at under 2 per cent, so the practical advice is not "rank it last" but "do not spend hours on it at all". EB-2 is structurally closed to a three-year BCA, because it requires a single-source four-year degree. And the L-1 escape hatch this section relies on is not available - the current employer does not offer transfer or relocation - so the United States should be dropped as an active channel rather than merely ranked last.</w:t>
+      </w:r>
+    </w:p>
+    <w:p>
+      <w:pPr/>
+      <w:r>
         <w:rPr/>
         <w:t xml:space="preserve">This is the conclusion most Indian engineers resist, so here it is plainly. On an H-1B or L-1 you are working in the United States on a status that belongs to your employer. Changing jobs is a legal event. Being laid off starts a countdown measured in weeks. Your spouse may not be able to work. And because employment-based green cards are capped per country of birth, the queue for an Indian national in the main professional categories is long enough that people plan their children's citizenship around it rather than their own.</w:t>
       </w:r>
@@ -7018,6 +8348,15 @@
       <w:r>
         <w:rPr/>
         <w:t xml:space="preserve">3A. Canada - the best PR outcome anywhere</w:t>
+      </w:r>
+    </w:p>
+    <w:p>
+      <w:pPr/>
+      <w:r>
+        <w:rPr>
+          <w:i/>
+        </w:rPr>
+        <w:t xml:space="preserve">FLAGGED 25 August 2026 - see Part 0A. Research suggests this ranking may no longer hold: with an estimated CRS near 429 and no general or STEM draw since April 2024, sitting in the Express Entry pool may convert at close to zero. The companies in this table are still real and still worth applying to; it is the "PR arrives without a job offer" premise that needs checking first.</w:t>
       </w:r>
     </w:p>
     <w:p>
@@ -10966,6 +12305,15 @@
     <w:p>
       <w:pPr/>
       <w:r>
+        <w:rPr>
+          <w:i/>
+        </w:rPr>
+        <w:t xml:space="preserve">FLAGGED 25 August 2026 - see Part 0A. If a three-year BCA is assessed at NFQ Level 7 rather than 8, the applicable salary threshold rises from roughly EUR 40,904 to roughly EUR 68,911, which would make Ireland considerably harder than this section assumes. Verify before prioritising it.</w:t>
+      </w:r>
+    </w:p>
+    <w:p>
+      <w:pPr/>
+      <w:r>
         <w:rPr/>
         <w:t xml:space="preserve">Read this section twice. Ireland is English-speaking, has an enormous .NET-heavy financial services and Microsoft cluster, uses the Critical Skills Employment Permit which has a lower salary floor than the general permit, and gives you Stamp 4 - employer-independent status - after two years. On the combination of stack fit, language, and time-to-independence, </w:t>
       </w:r>
@@ -29323,6 +30671,147 @@
             <w:r>
               <w:rPr/>
               <w:t xml:space="preserve">levels.fyi, glassdoor, local salary surveys</w:t>
+            </w:r>
+          </w:p>
+        </w:tc>
+      </w:tr>
+      <w:tr>
+        <w:tc>
+          <w:tcPr>
+            <w:tcW w:w="2880" w:type="dxa"/>
+            <w:vAlign w:val="top"/>
+          </w:tcPr>
+          <w:p>
+            <w:pPr>
+              <w:spacing w:before="20" w:after="20" w:line="240" w:lineRule="auto"/>
+            </w:pPr>
+            <w:r>
+              <w:rPr/>
+              <w:t xml:space="preserve">Whether Canada is running any Express Entry draw you can enter</w:t>
+            </w:r>
+          </w:p>
+        </w:tc>
+        <w:tc>
+          <w:tcPr>
+            <w:tcW w:w="3360" w:type="dxa"/>
+            <w:vAlign w:val="top"/>
+          </w:tcPr>
+          <w:p>
+            <w:pPr>
+              <w:spacing w:before="20" w:after="20" w:line="240" w:lineRule="auto"/>
+            </w:pPr>
+            <w:r>
+              <w:rPr/>
+              <w:t xml:space="preserve">Added 25 Aug 2026. No general draw since Apr 2024 and no STEM draw since Apr 2024, per Part 0A. This is upstream of the cut-off row above: cut-offs do not matter if the draw type is not running.</w:t>
+            </w:r>
+          </w:p>
+        </w:tc>
+        <w:tc>
+          <w:tcPr>
+            <w:tcW w:w="3360" w:type="dxa"/>
+            <w:vAlign w:val="top"/>
+          </w:tcPr>
+          <w:p>
+            <w:pPr>
+              <w:spacing w:before="20" w:after="20" w:line="240" w:lineRule="auto"/>
+            </w:pPr>
+            <w:r>
+              <w:rPr/>
+              <w:t xml:space="preserve">canada.ca / IRCC</w:t>
+            </w:r>
+          </w:p>
+        </w:tc>
+      </w:tr>
+      <w:tr>
+        <w:tc>
+          <w:tcPr>
+            <w:tcW w:w="2880" w:type="dxa"/>
+            <w:vAlign w:val="top"/>
+          </w:tcPr>
+          <w:p>
+            <w:pPr>
+              <w:spacing w:before="20" w:after="20" w:line="240" w:lineRule="auto"/>
+            </w:pPr>
+            <w:r>
+              <w:rPr/>
+              <w:t xml:space="preserve">Germany EU Blue Card IT-specialist route - degree waiver</w:t>
+            </w:r>
+          </w:p>
+        </w:tc>
+        <w:tc>
+          <w:tcPr>
+            <w:tcW w:w="3360" w:type="dxa"/>
+            <w:vAlign w:val="top"/>
+          </w:tcPr>
+          <w:p>
+            <w:pPr>
+              <w:spacing w:before="20" w:after="20" w:line="240" w:lineRule="auto"/>
+            </w:pPr>
+            <w:r>
+              <w:rPr/>
+              <w:t xml:space="preserve">Added 25 Aug 2026. Reported to waive the degree requirement for 3+ years of IT experience, which would make Germany reachable despite the three-year BCA.</w:t>
+            </w:r>
+          </w:p>
+        </w:tc>
+        <w:tc>
+          <w:tcPr>
+            <w:tcW w:w="3360" w:type="dxa"/>
+            <w:vAlign w:val="top"/>
+          </w:tcPr>
+          <w:p>
+            <w:pPr>
+              <w:spacing w:before="20" w:after="20" w:line="240" w:lineRule="auto"/>
+            </w:pPr>
+            <w:r>
+              <w:rPr/>
+              <w:t xml:space="preserve">make-it-in-germany.de / BAMF</w:t>
+            </w:r>
+          </w:p>
+        </w:tc>
+      </w:tr>
+      <w:tr>
+        <w:tc>
+          <w:tcPr>
+            <w:tcW w:w="2880" w:type="dxa"/>
+            <w:vAlign w:val="top"/>
+          </w:tcPr>
+          <w:p>
+            <w:pPr>
+              <w:spacing w:before="20" w:after="20" w:line="240" w:lineRule="auto"/>
+            </w:pPr>
+            <w:r>
+              <w:rPr/>
+              <w:t xml:space="preserve">NFQ level assigned to a three-year BCA in Ireland</w:t>
+            </w:r>
+          </w:p>
+        </w:tc>
+        <w:tc>
+          <w:tcPr>
+            <w:tcW w:w="3360" w:type="dxa"/>
+            <w:vAlign w:val="top"/>
+          </w:tcPr>
+          <w:p>
+            <w:pPr>
+              <w:spacing w:before="20" w:after="20" w:line="240" w:lineRule="auto"/>
+            </w:pPr>
+            <w:r>
+              <w:rPr/>
+              <w:t xml:space="preserve">Added 25 Aug 2026. Level 7 versus Level 8 decides whether the Critical Skills threshold or the much higher no-degree threshold applies to you.</w:t>
+            </w:r>
+          </w:p>
+        </w:tc>
+        <w:tc>
+          <w:tcPr>
+            <w:tcW w:w="3360" w:type="dxa"/>
+            <w:vAlign w:val="top"/>
+          </w:tcPr>
+          <w:p>
+            <w:pPr>
+              <w:spacing w:before="20" w:after="20" w:line="240" w:lineRule="auto"/>
+            </w:pPr>
+            <w:r>
+              <w:rPr/>
+              <w:t xml:space="preserve">NARIC Ireland / enterprise.gov.ie</w:t>
             </w:r>
           </w:p>
         </w:tc>

--- a/Study-Plan/14_Career_Interview_and_Relocation_Playbook.docx
+++ b/Study-Plan/14_Career_Interview_and_Relocation_Playbook.docx
@@ -1147,7 +1147,7 @@
             </w:pPr>
             <w:r>
               <w:rPr/>
-              <w:t xml:space="preserve">Possibly the strongest three for this profile, precisely because none of them gate on the degree. Germany’s EU Blue Card has an IT-specialist route that waives the degree requirement for three or more years of IT experience. The Netherlands highly skilled migrant route is salary-only with no degree test, and has a lower salary threshold while you are under 30. Poland is the second largest Blue Card issuer in the EU, and Relativity runs a .NET eDiscovery office in Krakow - a direct domain match.</w:t>
+              <w:t xml:space="preserve">Possibly the strongest three for this profile, precisely because none of them gate on the degree. Germany has an IT-specialist route that reportedly waives the degree requirement for three or more years of IT experience - but see the 29 August 2026 note in Part 0B: German-language proficiency appears to be required as a rule on that route, and it may be a separate residence permit rather than the EU Blue Card itself, carrying a higher salary floor. The Netherlands highly skilled migrant route is salary-only with no degree test, and the reduced under-30 threshold keeps applying with the same employer after you turn 30. Poland is the second largest Blue Card issuer in the EU, and Relativity runs a .NET eDiscovery office in Krakow - a direct domain match, and the only company in this document checked against live evidence.</w:t>
             </w:r>
           </w:p>
         </w:tc>
@@ -1162,7 +1162,7 @@
             </w:pPr>
             <w:r>
               <w:rPr/>
-              <w:t xml:space="preserve">Raise in priority, pending verification. The Blue Card wording already used in the Europe resume and cover letter is consistent with this.</w:t>
+              <w:t xml:space="preserve">Raise in priority, pending verification. SUPERSEDED 29 August 2026 as to the resume: the Blue Card wording was removed from the Europe resume and cover letter, because eligibility depends on the Germany check that has not been done. Do not put it back. State only that sponsorship is required and leave the route for a call - see Part 0B.</w:t>
             </w:r>
           </w:p>
         </w:tc>
@@ -2106,6 +2106,1345 @@
       </w:pPr>
       <w:r>
         <w:rPr/>
+        <w:t xml:space="preserve">PART 0B - What this document does not tell you</w:t>
+      </w:r>
+    </w:p>
+    <w:p>
+      <w:pPr/>
+      <w:r>
+        <w:rPr/>
+        <w:t xml:space="preserve">Added 29 August 2026. Part 0A corrected the country ranking. This part corrects something the ranking cannot fix on its own, and it applies to Parts 2, 3, 6 and 9 alike.</w:t>
+      </w:r>
+    </w:p>
+    <w:p>
+      <w:pPr/>
+      <w:r>
+        <w:rPr/>
+        <w:t xml:space="preserve">Status: UNVERIFIED, exactly as Part 0A. Every figure below comes from the same single research run, whose fact-checking pass was stopped before it finished. The full evidence is in CONTEXT.md Part D at the repository root. Treat these as orders of magnitude, not as numbers, and never quote one to an employer or on a form.</w:t>
+      </w:r>
+    </w:p>
+    <w:p>
+      <w:pPr>
+        <w:pStyle w:val="Heading3"/>
+      </w:pPr>
+      <w:r>
+        <w:rPr/>
+        <w:t xml:space="preserve">Verification attempt, 29 August 2026 - what could and could not be checked</w:t>
+      </w:r>
+    </w:p>
+    <w:p>
+      <w:pPr/>
+      <w:r>
+        <w:rPr/>
+        <w:t xml:space="preserve">Ten web requests were spent trying to close the four Part 0A verifications. The outcome is worth recording, because it changes how these gaps can ever be closed at all.</w:t>
+      </w:r>
+    </w:p>
+    <w:p>
+      <w:pPr>
+        <w:ind w:left="284" w:hanging="284"/>
+      </w:pPr>
+      <w:r>
+        <w:rPr/>
+        <w:t xml:space="preserve">•  Five official sources refused automated access outright, returning HTTP 403: canada.ca on two separate pages, ind.nl, make-it-in-germany.de and bmi.bund.de. That independently reproduces what the August research reported about canada.ca, so it is not a one-off. The practical consequence: these verifications cannot be completed by any research tool. They have to be done by you, in a browser, as a person. Do not commission more research expecting a different result - it will fail the same way.</w:t>
+      </w:r>
+    </w:p>
+    <w:p>
+      <w:pPr>
+        <w:ind w:left="284" w:hanging="284"/>
+      </w:pPr>
+      <w:r>
+        <w:rPr/>
+        <w:t xml:space="preserve">•  Germany - the no-degree IT route does appear to exist, which is the good news. But two details surfaced that the August research did not record: German-language proficiency appears to be required as a rule on that route, and it may be a separate residence permit rather than the EU Blue Card itself, carrying a higher salary floor than the EUR 45,934.20 quoted above. This does not close the question, it sharpens it - the thing to establish is which of the two routes you actually qualify for, because they are not the same permit and do not have the same threshold.</w:t>
+      </w:r>
+    </w:p>
+    <w:p>
+      <w:pPr>
+        <w:ind w:left="284" w:hanging="284"/>
+      </w:pPr>
+      <w:r>
+        <w:rPr/>
+        <w:t xml:space="preserve">•  Netherlands - one genuinely new and favourable fact. IND states that the reduced under-30 salary criterion keeps applying after you turn 30, for as long as you stay with the same employer. The under-30 threshold is therefore a condition at the point of hire, not a deadline that closes the route. The tables above have been corrected. Note also that IND publishes amounts valid 1 July to 31 December, so the January figures quoted here may already be superseded.</w:t>
+      </w:r>
+    </w:p>
+    <w:p>
+      <w:pPr>
+        <w:ind w:left="284" w:hanging="284"/>
+      </w:pPr>
+      <w:r>
+        <w:rPr/>
+        <w:t xml:space="preserve">•  Ireland - the NFQ Level 7 reading was repeated by a secondary source, which is not independent confirmation, because the August research relied on the same class of source. What did emerge is the cheap way to settle it: NARIC Ireland runs a free searchable database of foreign qualifications, and where a qualification is not listed you can request a generic comparability statement through an online form. Do that before spending any effort on Ireland - it either opens the market or closes it.</w:t>
+      </w:r>
+    </w:p>
+    <w:p>
+      <w:pPr>
+        <w:ind w:left="284" w:hanging="284"/>
+      </w:pPr>
+      <w:r>
+        <w:rPr/>
+        <w:t xml:space="preserve">•  Canada - no progress at all. Neither the rounds-of-invitations page nor the CRS criteria page could be reached. The CRS contradiction of 429 against 450 to 470 is still open and is still the first thing to settle, using the official CRS tool yourself.</w:t>
+      </w:r>
+    </w:p>
+    <w:p>
+      <w:pPr>
+        <w:pStyle w:val="Heading2"/>
+      </w:pPr>
+      <w:r>
+        <w:rPr/>
+        <w:t xml:space="preserve">The flaw this part fixes</w:t>
+      </w:r>
+    </w:p>
+    <w:p>
+      <w:pPr/>
+      <w:r>
+        <w:rPr/>
+        <w:t xml:space="preserve">Part 2 ranks countries by how quickly the visa becomes permanent, and by how strong the .NET market is. Both are real questions. Neither is the question that decides the outcome, which is whether any employer in that country will sponsor an unknown mid-level engineer who is currently in Surat and needs a visa. That column does not exist anywhere in this document, so the whole thing reads as a menu: choose a country, follow the steps, arrive. It is not a menu.</w:t>
+      </w:r>
+    </w:p>
+    <w:p>
+      <w:pPr/>
+      <w:r>
+        <w:rPr/>
+        <w:t xml:space="preserve">A country can have a two-year path to permanent residency and still be unreachable, because the hard part happens before any of that. Read Part 2 as "what happens after you land". Read the table below as "how likely you are to land at all". Where the two disagree, this one governs.</w:t>
+      </w:r>
+    </w:p>
+    <w:p>
+      <w:pPr>
+        <w:pStyle w:val="Heading2"/>
+      </w:pPr>
+      <w:r>
+        <w:rPr/>
+        <w:t xml:space="preserve">How likely each channel actually is</w:t>
+      </w:r>
+    </w:p>
+    <w:p>
+      <w:pPr/>
+      <w:r>
+        <w:rPr/>
+        <w:t xml:space="preserve">Probability of at least one sponsored offer within twelve to eighteen months, per channel, assuming sustained effort in that channel.</w:t>
+      </w:r>
+    </w:p>
+    <w:tbl>
+      <w:tblPr>
+        <w:tblW w:w="5000" w:type="pct"/>
+        <w:tblLayout w:type="fixed"/>
+        <w:tblBorders>
+          <w:top w:val="single" w:sz="4" w:space="0" w:color="AEBDCC"/>
+          <w:left w:val="single" w:sz="4" w:space="0" w:color="AEBDCC"/>
+          <w:bottom w:val="single" w:sz="4" w:space="0" w:color="AEBDCC"/>
+          <w:right w:val="single" w:sz="4" w:space="0" w:color="AEBDCC"/>
+          <w:insideH w:val="single" w:sz="4" w:space="0" w:color="AEBDCC"/>
+          <w:insideV w:val="single" w:sz="4" w:space="0" w:color="AEBDCC"/>
+        </w:tblBorders>
+        <w:tblCellMar>
+          <w:top w:w="60" w:type="dxa"/>
+          <w:left w:w="90" w:type="dxa"/>
+          <w:bottom w:w="60" w:type="dxa"/>
+          <w:right w:w="90" w:type="dxa"/>
+        </w:tblCellMar>
+      </w:tblPr>
+      <w:tblGrid>
+        <w:gridCol w:w="3000"/>
+        <w:gridCol w:w="1700"/>
+        <w:gridCol w:w="5500"/>
+      </w:tblGrid>
+      <w:tr>
+        <w:trPr>
+          <w:tblHeader/>
+        </w:trPr>
+        <w:tc>
+          <w:tcPr>
+            <w:tcW w:w="3000" w:type="dxa"/>
+            <w:shd w:val="clear" w:color="auto" w:fill="1F3864"/>
+            <w:vAlign w:val="top"/>
+          </w:tcPr>
+          <w:p>
+            <w:pPr>
+              <w:spacing w:before="20" w:after="20" w:line="240" w:lineRule="auto"/>
+            </w:pPr>
+            <w:r>
+              <w:rPr>
+                <w:b/>
+                <w:color w:val="FFFFFF"/>
+              </w:rPr>
+              <w:t xml:space="preserve">Channel</w:t>
+            </w:r>
+          </w:p>
+        </w:tc>
+        <w:tc>
+          <w:tcPr>
+            <w:tcW w:w="1700" w:type="dxa"/>
+            <w:shd w:val="clear" w:color="auto" w:fill="1F3864"/>
+            <w:vAlign w:val="top"/>
+          </w:tcPr>
+          <w:p>
+            <w:pPr>
+              <w:spacing w:before="20" w:after="20" w:line="240" w:lineRule="auto"/>
+            </w:pPr>
+            <w:r>
+              <w:rPr>
+                <w:b/>
+                <w:color w:val="FFFFFF"/>
+              </w:rPr>
+              <w:t xml:space="preserve">Odds</w:t>
+            </w:r>
+          </w:p>
+        </w:tc>
+        <w:tc>
+          <w:tcPr>
+            <w:tcW w:w="5500" w:type="dxa"/>
+            <w:shd w:val="clear" w:color="auto" w:fill="1F3864"/>
+            <w:vAlign w:val="top"/>
+          </w:tcPr>
+          <w:p>
+            <w:pPr>
+              <w:spacing w:before="20" w:after="20" w:line="240" w:lineRule="auto"/>
+            </w:pPr>
+            <w:r>
+              <w:rPr>
+                <w:b/>
+                <w:color w:val="FFFFFF"/>
+              </w:rPr>
+              <w:t xml:space="preserve">Why it sits there</w:t>
+            </w:r>
+          </w:p>
+        </w:tc>
+      </w:tr>
+      <w:tr>
+        <w:tc>
+          <w:tcPr>
+            <w:tcW w:w="3000" w:type="dxa"/>
+            <w:vAlign w:val="top"/>
+          </w:tcPr>
+          <w:p>
+            <w:pPr>
+              <w:spacing w:before="20" w:after="20" w:line="240" w:lineRule="auto"/>
+            </w:pPr>
+            <w:r>
+              <w:rPr>
+                <w:b/>
+              </w:rPr>
+              <w:t xml:space="preserve">Poland - EU Blue Card</w:t>
+            </w:r>
+          </w:p>
+        </w:tc>
+        <w:tc>
+          <w:tcPr>
+            <w:tcW w:w="1700" w:type="dxa"/>
+            <w:vAlign w:val="top"/>
+          </w:tcPr>
+          <w:p>
+            <w:pPr>
+              <w:spacing w:before="20" w:after="20" w:line="240" w:lineRule="auto"/>
+            </w:pPr>
+            <w:r>
+              <w:rPr/>
+              <w:t xml:space="preserve">20-30%</w:t>
+            </w:r>
+          </w:p>
+        </w:tc>
+        <w:tc>
+          <w:tcPr>
+            <w:tcW w:w="5500" w:type="dxa"/>
+            <w:vAlign w:val="top"/>
+          </w:tcPr>
+          <w:p>
+            <w:pPr>
+              <w:spacing w:before="20" w:after="20" w:line="240" w:lineRule="auto"/>
+            </w:pPr>
+            <w:r>
+              <w:rPr/>
+              <w:t xml:space="preserve">The best cold-application hit rate on this list. Second-largest Blue Card issuer in the EU, and Indian nationals are the largest recipient group EU-wide. Relativity runs a .NET eDiscovery office in Krakow, which is a direct domain match.</w:t>
+            </w:r>
+          </w:p>
+        </w:tc>
+      </w:tr>
+      <w:tr>
+        <w:tc>
+          <w:tcPr>
+            <w:tcW w:w="3000" w:type="dxa"/>
+            <w:vAlign w:val="top"/>
+          </w:tcPr>
+          <w:p>
+            <w:pPr>
+              <w:spacing w:before="20" w:after="20" w:line="240" w:lineRule="auto"/>
+            </w:pPr>
+            <w:r>
+              <w:rPr>
+                <w:b/>
+              </w:rPr>
+              <w:t xml:space="preserve">Netherlands - highly skilled migrant</w:t>
+            </w:r>
+          </w:p>
+        </w:tc>
+        <w:tc>
+          <w:tcPr>
+            <w:tcW w:w="1700" w:type="dxa"/>
+            <w:vAlign w:val="top"/>
+          </w:tcPr>
+          <w:p>
+            <w:pPr>
+              <w:spacing w:before="20" w:after="20" w:line="240" w:lineRule="auto"/>
+            </w:pPr>
+            <w:r>
+              <w:rPr/>
+              <w:t xml:space="preserve">15-25%</w:t>
+            </w:r>
+          </w:p>
+        </w:tc>
+        <w:tc>
+          <w:tcPr>
+            <w:tcW w:w="5500" w:type="dxa"/>
+            <w:vAlign w:val="top"/>
+          </w:tcPr>
+          <w:p>
+            <w:pPr>
+              <w:spacing w:before="20" w:after="20" w:line="240" w:lineRule="auto"/>
+            </w:pPr>
+            <w:r>
+              <w:rPr/>
+              <w:t xml:space="preserve">Salary-only, no degree test. The employer must be an IND recognised sponsor, and that register is public and searchable. The under-30 threshold is far lower than the 30-and-over one - and per IND the reduced under-30 criterion keeps applying after you turn 30 for as long as you stay with the same employer, so the age matters at the point of hire rather than for ever.</w:t>
+            </w:r>
+          </w:p>
+        </w:tc>
+      </w:tr>
+      <w:tr>
+        <w:tc>
+          <w:tcPr>
+            <w:tcW w:w="3000" w:type="dxa"/>
+            <w:vAlign w:val="top"/>
+          </w:tcPr>
+          <w:p>
+            <w:pPr>
+              <w:spacing w:before="20" w:after="20" w:line="240" w:lineRule="auto"/>
+            </w:pPr>
+            <w:r>
+              <w:rPr>
+                <w:b/>
+              </w:rPr>
+              <w:t xml:space="preserve">Germany - EU Blue Card</w:t>
+            </w:r>
+          </w:p>
+        </w:tc>
+        <w:tc>
+          <w:tcPr>
+            <w:tcW w:w="1700" w:type="dxa"/>
+            <w:vAlign w:val="top"/>
+          </w:tcPr>
+          <w:p>
+            <w:pPr>
+              <w:spacing w:before="20" w:after="20" w:line="240" w:lineRule="auto"/>
+            </w:pPr>
+            <w:r>
+              <w:rPr/>
+              <w:t xml:space="preserve">15-25%</w:t>
+            </w:r>
+          </w:p>
+        </w:tc>
+        <w:tc>
+          <w:tcPr>
+            <w:tcW w:w="5500" w:type="dxa"/>
+            <w:vAlign w:val="top"/>
+          </w:tcPr>
+          <w:p>
+            <w:pPr>
+              <w:spacing w:before="20" w:after="20" w:line="240" w:lineRule="auto"/>
+            </w:pPr>
+            <w:r>
+              <w:rPr/>
+              <w:t xml:space="preserve">An IT-specialist route reportedly waives the degree requirement for three or more years of IT experience. Two cautions added 29 August 2026: German-language proficiency appears to be required as a rule on that route, and it may be a separate residence permit rather than the EU Blue Card itself, with a higher salary floor. Establish which route applies to you before building a plan on it. Improves with A1 to B1 German, which also shortens the settlement clock from 27 months to 21.</w:t>
+            </w:r>
+          </w:p>
+        </w:tc>
+      </w:tr>
+      <w:tr>
+        <w:tc>
+          <w:tcPr>
+            <w:tcW w:w="3000" w:type="dxa"/>
+            <w:vAlign w:val="top"/>
+          </w:tcPr>
+          <w:p>
+            <w:pPr>
+              <w:spacing w:before="20" w:after="20" w:line="240" w:lineRule="auto"/>
+            </w:pPr>
+            <w:r>
+              <w:rPr>
+                <w:b/>
+              </w:rPr>
+              <w:t xml:space="preserve">India employers with proven mobility - Part 3M</w:t>
+            </w:r>
+          </w:p>
+        </w:tc>
+        <w:tc>
+          <w:tcPr>
+            <w:tcW w:w="1700" w:type="dxa"/>
+            <w:vAlign w:val="top"/>
+          </w:tcPr>
+          <w:p>
+            <w:pPr>
+              <w:spacing w:before="20" w:after="20" w:line="240" w:lineRule="auto"/>
+            </w:pPr>
+            <w:r>
+              <w:rPr/>
+              <w:t xml:space="preserve">Parallel track</w:t>
+            </w:r>
+          </w:p>
+        </w:tc>
+        <w:tc>
+          <w:tcPr>
+            <w:tcW w:w="5500" w:type="dxa"/>
+            <w:vAlign w:val="top"/>
+          </w:tcPr>
+          <w:p>
+            <w:pPr>
+              <w:spacing w:before="20" w:after="20" w:line="240" w:lineRule="auto"/>
+            </w:pPr>
+            <w:r>
+              <w:rPr/>
+              <w:t xml:space="preserve">Now the only remaining way to reach a transfer route at all, since the current employer offers none. Worth taking on its own terms rather than as a fallback.</w:t>
+            </w:r>
+          </w:p>
+        </w:tc>
+      </w:tr>
+      <w:tr>
+        <w:tc>
+          <w:tcPr>
+            <w:tcW w:w="3000" w:type="dxa"/>
+            <w:vAlign w:val="top"/>
+          </w:tcPr>
+          <w:p>
+            <w:pPr>
+              <w:spacing w:before="20" w:after="20" w:line="240" w:lineRule="auto"/>
+            </w:pPr>
+            <w:r>
+              <w:rPr>
+                <w:b/>
+              </w:rPr>
+              <w:t xml:space="preserve">Ireland</w:t>
+            </w:r>
+          </w:p>
+        </w:tc>
+        <w:tc>
+          <w:tcPr>
+            <w:tcW w:w="1700" w:type="dxa"/>
+            <w:vAlign w:val="top"/>
+          </w:tcPr>
+          <w:p>
+            <w:pPr>
+              <w:spacing w:before="20" w:after="20" w:line="240" w:lineRule="auto"/>
+            </w:pPr>
+            <w:r>
+              <w:rPr/>
+              <w:t xml:space="preserve">8-15%</w:t>
+            </w:r>
+          </w:p>
+        </w:tc>
+        <w:tc>
+          <w:tcPr>
+            <w:tcW w:w="5500" w:type="dxa"/>
+            <w:vAlign w:val="top"/>
+          </w:tcPr>
+          <w:p>
+            <w:pPr>
+              <w:spacing w:before="20" w:after="20" w:line="240" w:lineRule="auto"/>
+            </w:pPr>
+            <w:r>
+              <w:rPr/>
+              <w:t xml:space="preserve">Hinges entirely on whether a three-year BCA is graded NFQ Level 7 or Level 8. Level 7 moves the salary bar from roughly EUR 40,904 to roughly EUR 68,911, which is a senior salary, not a mid-level one.</w:t>
+            </w:r>
+          </w:p>
+        </w:tc>
+      </w:tr>
+      <w:tr>
+        <w:tc>
+          <w:tcPr>
+            <w:tcW w:w="3000" w:type="dxa"/>
+            <w:vAlign w:val="top"/>
+          </w:tcPr>
+          <w:p>
+            <w:pPr>
+              <w:spacing w:before="20" w:after="20" w:line="240" w:lineRule="auto"/>
+            </w:pPr>
+            <w:r>
+              <w:rPr>
+                <w:b/>
+              </w:rPr>
+              <w:t xml:space="preserve">United Kingdom</w:t>
+            </w:r>
+          </w:p>
+        </w:tc>
+        <w:tc>
+          <w:tcPr>
+            <w:tcW w:w="1700" w:type="dxa"/>
+            <w:vAlign w:val="top"/>
+          </w:tcPr>
+          <w:p>
+            <w:pPr>
+              <w:spacing w:before="20" w:after="20" w:line="240" w:lineRule="auto"/>
+            </w:pPr>
+            <w:r>
+              <w:rPr/>
+              <w:t xml:space="preserve">8-12%</w:t>
+            </w:r>
+          </w:p>
+        </w:tc>
+        <w:tc>
+          <w:tcPr>
+            <w:tcW w:w="5500" w:type="dxa"/>
+            <w:vAlign w:val="top"/>
+          </w:tcPr>
+          <w:p>
+            <w:pPr>
+              <w:spacing w:before="20" w:after="20" w:line="240" w:lineRule="auto"/>
+            </w:pPr>
+            <w:r>
+              <w:rPr/>
+              <w:t xml:space="preserve">Approval is straightforward once an employer commits, and the degree is not a personal barrier because the RQF level attaches to the occupation. But main-applicant Skilled Worker applications fell 39 per cent in the year to 30 June 2026 - the collapse is in employer willingness to sponsor at all.</w:t>
+            </w:r>
+          </w:p>
+        </w:tc>
+      </w:tr>
+      <w:tr>
+        <w:tc>
+          <w:tcPr>
+            <w:tcW w:w="3000" w:type="dxa"/>
+            <w:vAlign w:val="top"/>
+          </w:tcPr>
+          <w:p>
+            <w:pPr>
+              <w:spacing w:before="20" w:after="20" w:line="240" w:lineRule="auto"/>
+            </w:pPr>
+            <w:r>
+              <w:rPr>
+                <w:b/>
+              </w:rPr>
+              <w:t xml:space="preserve">Australia - subclass 482</w:t>
+            </w:r>
+          </w:p>
+        </w:tc>
+        <w:tc>
+          <w:tcPr>
+            <w:tcW w:w="1700" w:type="dxa"/>
+            <w:vAlign w:val="top"/>
+          </w:tcPr>
+          <w:p>
+            <w:pPr>
+              <w:spacing w:before="20" w:after="20" w:line="240" w:lineRule="auto"/>
+            </w:pPr>
+            <w:r>
+              <w:rPr/>
+              <w:t xml:space="preserve">5-10%</w:t>
+            </w:r>
+          </w:p>
+        </w:tc>
+        <w:tc>
+          <w:tcPr>
+            <w:tcW w:w="5500" w:type="dxa"/>
+            <w:vAlign w:val="top"/>
+          </w:tcPr>
+          <w:p>
+            <w:pPr>
+              <w:spacing w:before="20" w:after="20" w:line="240" w:lineRule="auto"/>
+            </w:pPr>
+            <w:r>
+              <w:rPr/>
+              <w:t xml:space="preserve">A skills assessment is mandatory for Indian passport holders before you can even lodge, which is three to six months of lead time before the first application. The points route 189 is effectively closed to software engineers.</w:t>
+            </w:r>
+          </w:p>
+        </w:tc>
+      </w:tr>
+      <w:tr>
+        <w:tc>
+          <w:tcPr>
+            <w:tcW w:w="3000" w:type="dxa"/>
+            <w:vAlign w:val="top"/>
+          </w:tcPr>
+          <w:p>
+            <w:pPr>
+              <w:spacing w:before="20" w:after="20" w:line="240" w:lineRule="auto"/>
+            </w:pPr>
+            <w:r>
+              <w:rPr>
+                <w:b/>
+              </w:rPr>
+              <w:t xml:space="preserve">New Zealand - AEWV</w:t>
+            </w:r>
+          </w:p>
+        </w:tc>
+        <w:tc>
+          <w:tcPr>
+            <w:tcW w:w="1700" w:type="dxa"/>
+            <w:vAlign w:val="top"/>
+          </w:tcPr>
+          <w:p>
+            <w:pPr>
+              <w:spacing w:before="20" w:after="20" w:line="240" w:lineRule="auto"/>
+            </w:pPr>
+            <w:r>
+              <w:rPr/>
+              <w:t xml:space="preserve">5-10%</w:t>
+            </w:r>
+          </w:p>
+        </w:tc>
+        <w:tc>
+          <w:tcPr>
+            <w:tcW w:w="5500" w:type="dxa"/>
+            <w:vAlign w:val="top"/>
+          </w:tcPr>
+          <w:p>
+            <w:pPr>
+              <w:spacing w:before="20" w:after="20" w:line="240" w:lineRule="auto"/>
+            </w:pPr>
+            <w:r>
+              <w:rPr/>
+              <w:t xml:space="preserve">Realistically needs you on the ground. The residence pathways added in 2026 reward people already in New Zealand accumulating local experience; they do not help a cold application from Surat.</w:t>
+            </w:r>
+          </w:p>
+        </w:tc>
+      </w:tr>
+      <w:tr>
+        <w:tc>
+          <w:tcPr>
+            <w:tcW w:w="3000" w:type="dxa"/>
+            <w:vAlign w:val="top"/>
+          </w:tcPr>
+          <w:p>
+            <w:pPr>
+              <w:spacing w:before="20" w:after="20" w:line="240" w:lineRule="auto"/>
+            </w:pPr>
+            <w:r>
+              <w:rPr>
+                <w:b/>
+              </w:rPr>
+              <w:t xml:space="preserve">Canada</w:t>
+            </w:r>
+          </w:p>
+        </w:tc>
+        <w:tc>
+          <w:tcPr>
+            <w:tcW w:w="1700" w:type="dxa"/>
+            <w:vAlign w:val="top"/>
+          </w:tcPr>
+          <w:p>
+            <w:pPr>
+              <w:spacing w:before="20" w:after="20" w:line="240" w:lineRule="auto"/>
+            </w:pPr>
+            <w:r>
+              <w:rPr/>
+              <w:t xml:space="preserve">under 5% from abroad</w:t>
+            </w:r>
+          </w:p>
+        </w:tc>
+        <w:tc>
+          <w:tcPr>
+            <w:tcW w:w="5500" w:type="dxa"/>
+            <w:vAlign w:val="top"/>
+          </w:tcPr>
+          <w:p>
+            <w:pPr>
+              <w:spacing w:before="20" w:after="20" w:line="240" w:lineRule="auto"/>
+            </w:pPr>
+            <w:r>
+              <w:rPr/>
+              <w:t xml:space="preserve">Estimated CRS about 429 against draws this profile cannot enter. A job offer has been worth zero CRS points since 25 March 2025. Reachable only through French to NCLC 7 or a provincial nomination.</w:t>
+            </w:r>
+          </w:p>
+        </w:tc>
+      </w:tr>
+      <w:tr>
+        <w:tc>
+          <w:tcPr>
+            <w:tcW w:w="3000" w:type="dxa"/>
+            <w:vAlign w:val="top"/>
+          </w:tcPr>
+          <w:p>
+            <w:pPr>
+              <w:spacing w:before="20" w:after="20" w:line="240" w:lineRule="auto"/>
+            </w:pPr>
+            <w:r>
+              <w:rPr>
+                <w:b/>
+              </w:rPr>
+              <w:t xml:space="preserve">United States - cold applications</w:t>
+            </w:r>
+          </w:p>
+        </w:tc>
+        <w:tc>
+          <w:tcPr>
+            <w:tcW w:w="1700" w:type="dxa"/>
+            <w:vAlign w:val="top"/>
+          </w:tcPr>
+          <w:p>
+            <w:pPr>
+              <w:spacing w:before="20" w:after="20" w:line="240" w:lineRule="auto"/>
+            </w:pPr>
+            <w:r>
+              <w:rPr/>
+              <w:t xml:space="preserve">under 1%</w:t>
+            </w:r>
+          </w:p>
+        </w:tc>
+        <w:tc>
+          <w:tcPr>
+            <w:tcW w:w="5500" w:type="dxa"/>
+            <w:vAlign w:val="top"/>
+          </w:tcPr>
+          <w:p>
+            <w:pPr>
+              <w:spacing w:before="20" w:after="20" w:line="240" w:lineRule="auto"/>
+            </w:pPr>
+            <w:r>
+              <w:rPr/>
+              <w:t xml:space="preserve">Treat as zero. Roughly 65 per cent of H-1B approvals are renewals, so the programme mostly serves people already inside the country. Selection has been wage-weighted since February 2026.</w:t>
+            </w:r>
+          </w:p>
+        </w:tc>
+      </w:tr>
+    </w:tbl>
+    <w:p>
+      <w:pPr>
+        <w:spacing w:after="0"/>
+      </w:pPr>
+    </w:p>
+    <w:p>
+      <w:pPr/>
+      <w:r>
+        <w:rPr/>
+        <w:t xml:space="preserve">Across all channels together: roughly 50 to 65 per cent of landing at least one sponsored role within eighteen months. That figure assumes 200 to 400 targeted applications plus an active referral campaign. It is not the probability of applying to thirty companies and waiting. The single largest cause of failure here is stopping after the first fifty rejections, which is the normal shape of this process rather than a signal about you.</w:t>
+      </w:r>
+    </w:p>
+    <w:p>
+      <w:pPr>
+        <w:pStyle w:val="Heading2"/>
+      </w:pPr>
+      <w:r>
+        <w:rPr/>
+        <w:t xml:space="preserve">Figures in Part 2 that have moved</w:t>
+      </w:r>
+    </w:p>
+    <w:p>
+      <w:pPr/>
+      <w:r>
+        <w:rPr/>
+        <w:t xml:space="preserve">Thresholds move on a government timetable, most on 1 January or 1 July. The right-hand column is newer but still unverified - check it against the source named in Part 8 before it decides anything.</w:t>
+      </w:r>
+    </w:p>
+    <w:tbl>
+      <w:tblPr>
+        <w:tblW w:w="5000" w:type="pct"/>
+        <w:tblLayout w:type="fixed"/>
+        <w:tblBorders>
+          <w:top w:val="single" w:sz="4" w:space="0" w:color="AEBDCC"/>
+          <w:left w:val="single" w:sz="4" w:space="0" w:color="AEBDCC"/>
+          <w:bottom w:val="single" w:sz="4" w:space="0" w:color="AEBDCC"/>
+          <w:right w:val="single" w:sz="4" w:space="0" w:color="AEBDCC"/>
+          <w:insideH w:val="single" w:sz="4" w:space="0" w:color="AEBDCC"/>
+          <w:insideV w:val="single" w:sz="4" w:space="0" w:color="AEBDCC"/>
+        </w:tblBorders>
+        <w:tblCellMar>
+          <w:top w:w="60" w:type="dxa"/>
+          <w:left w:w="90" w:type="dxa"/>
+          <w:bottom w:w="60" w:type="dxa"/>
+          <w:right w:w="90" w:type="dxa"/>
+        </w:tblCellMar>
+      </w:tblPr>
+      <w:tblGrid>
+        <w:gridCol w:w="2600"/>
+        <w:gridCol w:w="3200"/>
+        <w:gridCol w:w="4400"/>
+      </w:tblGrid>
+      <w:tr>
+        <w:trPr>
+          <w:tblHeader/>
+        </w:trPr>
+        <w:tc>
+          <w:tcPr>
+            <w:tcW w:w="2600" w:type="dxa"/>
+            <w:shd w:val="clear" w:color="auto" w:fill="1F3864"/>
+            <w:vAlign w:val="top"/>
+          </w:tcPr>
+          <w:p>
+            <w:pPr>
+              <w:spacing w:before="20" w:after="20" w:line="240" w:lineRule="auto"/>
+            </w:pPr>
+            <w:r>
+              <w:rPr>
+                <w:b/>
+                <w:color w:val="FFFFFF"/>
+              </w:rPr>
+              <w:t xml:space="preserve">Item</w:t>
+            </w:r>
+          </w:p>
+        </w:tc>
+        <w:tc>
+          <w:tcPr>
+            <w:tcW w:w="3200" w:type="dxa"/>
+            <w:shd w:val="clear" w:color="auto" w:fill="1F3864"/>
+            <w:vAlign w:val="top"/>
+          </w:tcPr>
+          <w:p>
+            <w:pPr>
+              <w:spacing w:before="20" w:after="20" w:line="240" w:lineRule="auto"/>
+            </w:pPr>
+            <w:r>
+              <w:rPr>
+                <w:b/>
+                <w:color w:val="FFFFFF"/>
+              </w:rPr>
+              <w:t xml:space="preserve">This document says</w:t>
+            </w:r>
+          </w:p>
+        </w:tc>
+        <w:tc>
+          <w:tcPr>
+            <w:tcW w:w="4400" w:type="dxa"/>
+            <w:shd w:val="clear" w:color="auto" w:fill="1F3864"/>
+            <w:vAlign w:val="top"/>
+          </w:tcPr>
+          <w:p>
+            <w:pPr>
+              <w:spacing w:before="20" w:after="20" w:line="240" w:lineRule="auto"/>
+            </w:pPr>
+            <w:r>
+              <w:rPr>
+                <w:b/>
+                <w:color w:val="FFFFFF"/>
+              </w:rPr>
+              <w:t xml:space="preserve">Later figure (unverified)</w:t>
+            </w:r>
+          </w:p>
+        </w:tc>
+      </w:tr>
+      <w:tr>
+        <w:tc>
+          <w:tcPr>
+            <w:tcW w:w="2600" w:type="dxa"/>
+            <w:vAlign w:val="top"/>
+          </w:tcPr>
+          <w:p>
+            <w:pPr>
+              <w:spacing w:before="20" w:after="20" w:line="240" w:lineRule="auto"/>
+            </w:pPr>
+            <w:r>
+              <w:rPr>
+                <w:b/>
+              </w:rPr>
+              <w:t xml:space="preserve">Germany Blue Card</w:t>
+            </w:r>
+          </w:p>
+        </w:tc>
+        <w:tc>
+          <w:tcPr>
+            <w:tcW w:w="3200" w:type="dxa"/>
+            <w:vAlign w:val="top"/>
+          </w:tcPr>
+          <w:p>
+            <w:pPr>
+              <w:spacing w:before="20" w:after="20" w:line="240" w:lineRule="auto"/>
+            </w:pPr>
+            <w:r>
+              <w:rPr/>
+              <w:t xml:space="preserve">About EUR 43,800 shortage, EUR 48,300 general</w:t>
+            </w:r>
+          </w:p>
+        </w:tc>
+        <w:tc>
+          <w:tcPr>
+            <w:tcW w:w="4400" w:type="dxa"/>
+            <w:vAlign w:val="top"/>
+          </w:tcPr>
+          <w:p>
+            <w:pPr>
+              <w:spacing w:before="20" w:after="20" w:line="240" w:lineRule="auto"/>
+            </w:pPr>
+            <w:r>
+              <w:rPr/>
+              <w:t xml:space="preserve">EUR 45,934.20 IT and shortage, EUR 50,700 general, for 2026</w:t>
+            </w:r>
+          </w:p>
+        </w:tc>
+      </w:tr>
+      <w:tr>
+        <w:tc>
+          <w:tcPr>
+            <w:tcW w:w="2600" w:type="dxa"/>
+            <w:vAlign w:val="top"/>
+          </w:tcPr>
+          <w:p>
+            <w:pPr>
+              <w:spacing w:before="20" w:after="20" w:line="240" w:lineRule="auto"/>
+            </w:pPr>
+            <w:r>
+              <w:rPr>
+                <w:b/>
+              </w:rPr>
+              <w:t xml:space="preserve">Ireland Critical Skills</w:t>
+            </w:r>
+          </w:p>
+        </w:tc>
+        <w:tc>
+          <w:tcPr>
+            <w:tcW w:w="3200" w:type="dxa"/>
+            <w:vAlign w:val="top"/>
+          </w:tcPr>
+          <w:p>
+            <w:pPr>
+              <w:spacing w:before="20" w:after="20" w:line="240" w:lineRule="auto"/>
+            </w:pPr>
+            <w:r>
+              <w:rPr/>
+              <w:t xml:space="preserve">"A lower salary floor", no figure given</w:t>
+            </w:r>
+          </w:p>
+        </w:tc>
+        <w:tc>
+          <w:tcPr>
+            <w:tcW w:w="4400" w:type="dxa"/>
+            <w:vAlign w:val="top"/>
+          </w:tcPr>
+          <w:p>
+            <w:pPr>
+              <w:spacing w:before="20" w:after="20" w:line="240" w:lineRule="auto"/>
+            </w:pPr>
+            <w:r>
+              <w:rPr/>
+              <w:t xml:space="preserve">EUR 40,904 with a relevant degree, EUR 68,911 without, from 1 March 2026. Which one applies to you depends on the NFQ grading</w:t>
+            </w:r>
+          </w:p>
+        </w:tc>
+      </w:tr>
+      <w:tr>
+        <w:tc>
+          <w:tcPr>
+            <w:tcW w:w="2600" w:type="dxa"/>
+            <w:vAlign w:val="top"/>
+          </w:tcPr>
+          <w:p>
+            <w:pPr>
+              <w:spacing w:before="20" w:after="20" w:line="240" w:lineRule="auto"/>
+            </w:pPr>
+            <w:r>
+              <w:rPr>
+                <w:b/>
+              </w:rPr>
+              <w:t xml:space="preserve">Netherlands</w:t>
+            </w:r>
+          </w:p>
+        </w:tc>
+        <w:tc>
+          <w:tcPr>
+            <w:tcW w:w="3200" w:type="dxa"/>
+            <w:vAlign w:val="top"/>
+          </w:tcPr>
+          <w:p>
+            <w:pPr>
+              <w:spacing w:before="20" w:after="20" w:line="240" w:lineRule="auto"/>
+            </w:pPr>
+            <w:r>
+              <w:rPr/>
+              <w:t xml:space="preserve">"A lower one under age 30", no figure given</w:t>
+            </w:r>
+          </w:p>
+        </w:tc>
+        <w:tc>
+          <w:tcPr>
+            <w:tcW w:w="4400" w:type="dxa"/>
+            <w:vAlign w:val="top"/>
+          </w:tcPr>
+          <w:p>
+            <w:pPr>
+              <w:spacing w:before="20" w:after="20" w:line="240" w:lineRule="auto"/>
+            </w:pPr>
+            <w:r>
+              <w:rPr/>
+              <w:t xml:space="preserve">EUR 4,357 per month under 30, EUR 5,942 at 30 and over, from 1 January 2026 - a 36 per cent jump on one birthday</w:t>
+            </w:r>
+          </w:p>
+        </w:tc>
+      </w:tr>
+      <w:tr>
+        <w:tc>
+          <w:tcPr>
+            <w:tcW w:w="2600" w:type="dxa"/>
+            <w:vAlign w:val="top"/>
+          </w:tcPr>
+          <w:p>
+            <w:pPr>
+              <w:spacing w:before="20" w:after="20" w:line="240" w:lineRule="auto"/>
+            </w:pPr>
+            <w:r>
+              <w:rPr>
+                <w:b/>
+              </w:rPr>
+              <w:t xml:space="preserve">Australia</w:t>
+            </w:r>
+          </w:p>
+        </w:tc>
+        <w:tc>
+          <w:tcPr>
+            <w:tcW w:w="3200" w:type="dxa"/>
+            <w:vAlign w:val="top"/>
+          </w:tcPr>
+          <w:p>
+            <w:pPr>
+              <w:spacing w:before="20" w:after="20" w:line="240" w:lineRule="auto"/>
+            </w:pPr>
+            <w:r>
+              <w:rPr/>
+              <w:t xml:space="preserve">Income threshold around AUD 76,500</w:t>
+            </w:r>
+          </w:p>
+        </w:tc>
+        <w:tc>
+          <w:tcPr>
+            <w:tcW w:w="4400" w:type="dxa"/>
+            <w:vAlign w:val="top"/>
+          </w:tcPr>
+          <w:p>
+            <w:pPr>
+              <w:spacing w:before="20" w:after="20" w:line="240" w:lineRule="auto"/>
+            </w:pPr>
+            <w:r>
+              <w:rPr/>
+              <w:t xml:space="preserve">Core Skills Income Threshold AUD 79,423 from 1 July 2026</w:t>
+            </w:r>
+          </w:p>
+        </w:tc>
+      </w:tr>
+      <w:tr>
+        <w:tc>
+          <w:tcPr>
+            <w:tcW w:w="2600" w:type="dxa"/>
+            <w:vAlign w:val="top"/>
+          </w:tcPr>
+          <w:p>
+            <w:pPr>
+              <w:spacing w:before="20" w:after="20" w:line="240" w:lineRule="auto"/>
+            </w:pPr>
+            <w:r>
+              <w:rPr>
+                <w:b/>
+              </w:rPr>
+              <w:t xml:space="preserve">Sweden and the Nordics</w:t>
+            </w:r>
+          </w:p>
+        </w:tc>
+        <w:tc>
+          <w:tcPr>
+            <w:tcW w:w="3200" w:type="dxa"/>
+            <w:vAlign w:val="top"/>
+          </w:tcPr>
+          <w:p>
+            <w:pPr>
+              <w:spacing w:before="20" w:after="20" w:line="240" w:lineRule="auto"/>
+            </w:pPr>
+            <w:r>
+              <w:rPr/>
+              <w:t xml:space="preserve">"The best-kept secret for .NET"</w:t>
+            </w:r>
+          </w:p>
+        </w:tc>
+        <w:tc>
+          <w:tcPr>
+            <w:tcW w:w="4400" w:type="dxa"/>
+            <w:vAlign w:val="top"/>
+          </w:tcPr>
+          <w:p>
+            <w:pPr>
+              <w:spacing w:before="20" w:after="20" w:line="240" w:lineRule="auto"/>
+            </w:pPr>
+            <w:r>
+              <w:rPr/>
+              <w:t xml:space="preserve">Sweden raised its work-permit floor to SEK 33,390 per month from 1 June 2026, which targets this exact salary band. Denmark's Pay Limit Scheme sits near EUR 74,000. Both are effectively closed at mid-level</w:t>
+            </w:r>
+          </w:p>
+        </w:tc>
+      </w:tr>
+      <w:tr>
+        <w:tc>
+          <w:tcPr>
+            <w:tcW w:w="2600" w:type="dxa"/>
+            <w:vAlign w:val="top"/>
+          </w:tcPr>
+          <w:p>
+            <w:pPr>
+              <w:spacing w:before="20" w:after="20" w:line="240" w:lineRule="auto"/>
+            </w:pPr>
+            <w:r>
+              <w:rPr>
+                <w:b/>
+              </w:rPr>
+              <w:t xml:space="preserve">United Kingdom</w:t>
+            </w:r>
+          </w:p>
+        </w:tc>
+        <w:tc>
+          <w:tcPr>
+            <w:tcW w:w="3200" w:type="dxa"/>
+            <w:vAlign w:val="top"/>
+          </w:tcPr>
+          <w:p>
+            <w:pPr>
+              <w:spacing w:before="20" w:after="20" w:line="240" w:lineRule="auto"/>
+            </w:pPr>
+            <w:r>
+              <w:rPr/>
+              <w:t xml:space="preserve">ILR at 5 years, with a 2025 paper proposing an extension</w:t>
+            </w:r>
+          </w:p>
+        </w:tc>
+        <w:tc>
+          <w:tcPr>
+            <w:tcW w:w="4400" w:type="dxa"/>
+            <w:vAlign w:val="top"/>
+          </w:tcPr>
+          <w:p>
+            <w:pPr>
+              <w:spacing w:before="20" w:after="20" w:line="240" w:lineRule="auto"/>
+            </w:pPr>
+            <w:r>
+              <w:rPr/>
+              <w:t xml:space="preserve">The earned-settlement proposal would take the standard qualifying period to 10 years. Consultation closed 12 February 2026; outcome not established</w:t>
+            </w:r>
+          </w:p>
+        </w:tc>
+      </w:tr>
+      <w:tr>
+        <w:tc>
+          <w:tcPr>
+            <w:tcW w:w="2600" w:type="dxa"/>
+            <w:vAlign w:val="top"/>
+          </w:tcPr>
+          <w:p>
+            <w:pPr>
+              <w:spacing w:before="20" w:after="20" w:line="240" w:lineRule="auto"/>
+            </w:pPr>
+            <w:r>
+              <w:rPr>
+                <w:b/>
+              </w:rPr>
+              <w:t xml:space="preserve">United States H-1B</w:t>
+            </w:r>
+          </w:p>
+        </w:tc>
+        <w:tc>
+          <w:tcPr>
+            <w:tcW w:w="3200" w:type="dxa"/>
+            <w:vAlign w:val="top"/>
+          </w:tcPr>
+          <w:p>
+            <w:pPr>
+              <w:spacing w:before="20" w:after="20" w:line="240" w:lineRule="auto"/>
+            </w:pPr>
+            <w:r>
+              <w:rPr/>
+              <w:t xml:space="preserve">"Selection odds historically well under half"</w:t>
+            </w:r>
+          </w:p>
+        </w:tc>
+        <w:tc>
+          <w:tcPr>
+            <w:tcW w:w="4400" w:type="dxa"/>
+            <w:vAlign w:val="top"/>
+          </w:tcPr>
+          <w:p>
+            <w:pPr>
+              <w:spacing w:before="20" w:after="20" w:line="240" w:lineRule="auto"/>
+            </w:pPr>
+            <w:r>
+              <w:rPr/>
+              <w:t xml:space="preserve">Selection has been wage-weighted since 27 February 2026 - a mid-level offshore hire gets 1 or 2 entries against 4 for a high-wage candidate, and 71.5 per cent of those selected held US advanced degrees</w:t>
+            </w:r>
+          </w:p>
+        </w:tc>
+      </w:tr>
+    </w:tbl>
+    <w:p>
+      <w:pPr>
+        <w:spacing w:after="0"/>
+      </w:pPr>
+    </w:p>
+    <w:p>
+      <w:pPr>
+        <w:pStyle w:val="Heading2"/>
+      </w:pPr>
+      <w:r>
+        <w:rPr/>
+        <w:t xml:space="preserve">What has been struck elsewhere in this document</w:t>
+      </w:r>
+    </w:p>
+    <w:p>
+      <w:pPr/>
+      <w:r>
+        <w:rPr/>
+        <w:t xml:space="preserve">Each of these is marked in place rather than deleted, with its original wording kept in brackets, so you can see what changed and judge it yourself.</w:t>
+      </w:r>
+    </w:p>
+    <w:p>
+      <w:pPr>
+        <w:ind w:left="284" w:hanging="284"/>
+      </w:pPr>
+      <w:r>
+        <w:rPr/>
+        <w:t xml:space="preserve">•  Part 2 - The whole section headed "the route nobody told you about: you are already L-1 eligible". The employer offers no transfer, so there is no L-1 to file.</w:t>
+      </w:r>
+    </w:p>
+    <w:p>
+      <w:pPr>
+        <w:ind w:left="284" w:hanging="284"/>
+      </w:pPr>
+      <w:r>
+        <w:rPr/>
+        <w:t xml:space="preserve">•  Part 9 - The row "what is the thing I did not know I could do", which repeated the same L-1 claim.</w:t>
+      </w:r>
+    </w:p>
+    <w:p>
+      <w:pPr>
+        <w:ind w:left="284" w:hanging="284"/>
+      </w:pPr>
+      <w:r>
+        <w:rPr/>
+        <w:t xml:space="preserve">•  Part 9 - The row "what is the best-fitting country", which answered Ireland.</w:t>
+      </w:r>
+    </w:p>
+    <w:p>
+      <w:pPr>
+        <w:ind w:left="284" w:hanging="284"/>
+      </w:pPr>
+      <w:r>
+        <w:rPr/>
+        <w:t xml:space="preserve">•  Part 9 - The row "where should I apply first", which answered Canada and New Zealand.</w:t>
+      </w:r>
+    </w:p>
+    <w:p>
+      <w:pPr>
+        <w:ind w:left="284" w:hanging="284"/>
+      </w:pPr>
+      <w:r>
+        <w:rPr/>
+        <w:t xml:space="preserve">•  Part 6 - The Week 22 row describing Canada and New Zealand as the centre of gravity.</w:t>
+      </w:r>
+    </w:p>
+    <w:p>
+      <w:pPr>
+        <w:ind w:left="284" w:hanging="284"/>
+      </w:pPr>
+      <w:r>
+        <w:rPr/>
+        <w:t xml:space="preserve">•  Part 2 - The line naming Ireland, New Zealand and Canada as the best match for this profile.</w:t>
+      </w:r>
+    </w:p>
+    <w:p>
+      <w:pPr>
+        <w:ind w:left="284" w:hanging="284"/>
+      </w:pPr>
+      <w:r>
+        <w:rPr/>
+        <w:t xml:space="preserve">•  Part 6 - The instruction to write "eligible for an EU Blue Card" on the Europe resume.</w:t>
+      </w:r>
+    </w:p>
+    <w:p>
+      <w:pPr>
+        <w:pStyle w:val="Heading2"/>
+      </w:pPr>
+      <w:r>
+        <w:rPr/>
+        <w:t xml:space="preserve">What this means in practice</w:t>
+      </w:r>
+    </w:p>
+    <w:p>
+      <w:pPr>
+        <w:ind w:left="284" w:hanging="284"/>
+      </w:pPr>
+      <w:r>
+        <w:rPr/>
+        <w:t xml:space="preserve">•  The operative plan is the provisional order of effort in Part 0A, not the week-by-week sequence in Part 6. Germany, the Netherlands and Poland carry about 70 per cent of the overseas hours, because they are the three channels that neither gate on the degree nor need an employer transfer.</w:t>
+      </w:r>
+    </w:p>
+    <w:p>
+      <w:pPr>
+        <w:ind w:left="284" w:hanging="284"/>
+      </w:pPr>
+      <w:r>
+        <w:rPr/>
+        <w:t xml:space="preserve">•  Do not write "eligible for an EU Blue Card" on the Europe resume, whatever Part 6 says. That claim was removed from the resume on 29 August 2026 because eligibility depends on the Germany verification in Part 0A, which has not been done. Say only that you require sponsorship, and leave the route to be discussed on a call.</w:t>
+      </w:r>
+    </w:p>
+    <w:p>
+      <w:pPr>
+        <w:ind w:left="284" w:hanging="284"/>
+      </w:pPr>
+      <w:r>
+        <w:rPr/>
+        <w:t xml:space="preserve">•  The four verifications in Part 0A are still outstanding, and the CRS contradiction - 429 against 450 to 470 for the same profile - is still unresolved. Until those come back, this part is direction, not instruction.</w:t>
+      </w:r>
+    </w:p>
+    <w:p>
+      <w:pPr>
+        <w:ind w:left="284" w:hanging="284"/>
+      </w:pPr>
+      <w:r>
+        <w:rPr/>
+        <w:t xml:space="preserve">•  The Week 20 gate in Part 6 still stands, and nothing here is a reason to move it. Odds this low are a reason to arrive with the project built and load tested, not a reason to start applying sooner.</w:t>
+      </w:r>
+    </w:p>
+    <w:p>
+      <w:pPr>
+        <w:pStyle w:val="Heading2"/>
+      </w:pPr>
+      <w:r>
+        <w:rPr/>
+        <w:t xml:space="preserve">What would actually move these numbers</w:t>
+      </w:r>
+    </w:p>
+    <w:p>
+      <w:pPr>
+        <w:ind w:left="284" w:hanging="284"/>
+      </w:pPr>
+      <w:r>
+        <w:rPr/>
+        <w:t xml:space="preserve">•  French to NCLC 7. The only move fully under your control that reopens Canada - worth about 62 CRS points and, more importantly, entry to a draw category whose cut-offs have run 382 to 420 rather than the 500s. It is a 12 to 24 month commitment on top of full-time work, so decide it deliberately or not at all.</w:t>
+      </w:r>
+    </w:p>
+    <w:p>
+      <w:pPr>
+        <w:ind w:left="284" w:hanging="284"/>
+      </w:pPr>
+      <w:r>
+        <w:rPr/>
+        <w:t xml:space="preserve">•  Applying to the Netherlands while you are still under 30. The reduced threshold appears to keep applying with the same employer after you turn 30, so this is a cliff at the moment of hire rather than a deadline for the whole plan - which makes it an argument for applying there early, not for panicking about a birthday.</w:t>
+      </w:r>
+    </w:p>
+    <w:p>
+      <w:pPr>
+        <w:ind w:left="284" w:hanging="284"/>
+      </w:pPr>
+      <w:r>
+        <w:rPr/>
+        <w:t xml:space="preserve">•  A second post-secondary credential. A one-year qualification on top of the BCA is worth more CRS than its cost suggests, and a full master's is what reopens EB-2 in the US - though neither produces an invitation on its own.</w:t>
+      </w:r>
+    </w:p>
+    <w:p>
+      <w:pPr>
+        <w:ind w:left="284" w:hanging="284"/>
+      </w:pPr>
+      <w:r>
+        <w:rPr/>
+        <w:t xml:space="preserve">•  The distributed job platform existing, deployed and load tested. It is the only item on this list that improves every channel at once, and it is the one already scheduled.</w:t>
+      </w:r>
+    </w:p>
+    <w:p>
+      <w:pPr/>
+      <w:r>
+        <w:rPr/>
+        <w:t xml:space="preserve"/>
+      </w:r>
+    </w:p>
+    <w:p>
+      <w:pPr>
+        <w:pStyle w:val="Heading1"/>
+      </w:pPr>
+      <w:r>
+        <w:rPr/>
         <w:t xml:space="preserve">PART 1 - Behavioural mastery and the STAR story bank</w:t>
       </w:r>
     </w:p>
@@ -6218,7 +7557,16 @@
       </w:pPr>
       <w:r>
         <w:rPr/>
-        <w:t xml:space="preserve">The route nobody told you about: you are already L-1 eligible</w:t>
+        <w:t xml:space="preserve">The route nobody told you about: you are already L-1 eligible  [STRUCK 29 August 2026 - THIS WHOLE SECTION IS VOID, see the note below and Part 0B]</w:t>
+      </w:r>
+    </w:p>
+    <w:p>
+      <w:pPr/>
+      <w:r>
+        <w:rPr>
+          <w:b/>
+        </w:rPr>
+        <w:t xml:space="preserve">STRUCK 29 August 2026 - why this section is void: the current employer does not offer overseas transfer or relocation, so there is no L-1 for anyone to file. Part 0A settled that on 25 August 2026. The section is left in place rather than deleted so the reasoning stays visible, but nothing in it is actionable - do not raise it with your manager, and skip the Part 7 F6 script. See Part 0B.</w:t>
       </w:r>
     </w:p>
     <w:p>
@@ -6732,7 +8080,7 @@
             </w:pPr>
             <w:r>
               <w:rPr/>
-              <w:t xml:space="preserve">EU Blue Card. Reduced salary floor applies to shortage occupations, and IT is one - roughly EUR 43,800 versus roughly EUR 48,300 general  [VERIFY: make-it-in-germany.de, revised yearly]. There is also an IT-specialist route that does not require a degree, and an Opportunity Card points-based job-seeker visa</w:t>
+              <w:t xml:space="preserve">EU Blue Card. A reduced salary floor applies to shortage occupations, and IT is one. FIGURES CORRECTED 29 August 2026 - the 2026 thresholds are about EUR 45,934.20 reduced and EUR 50,700 general, not the EUR 43,800 and EUR 48,300 previously stated here; see the table in Part 0B. There is also an IT-specialist route that does not require a degree, but it appears to carry a German-language requirement and may be a separate permit with a higher floor. And an Opportunity Card points-based job-seeker visa. [VERIFY: make-it-in-germany.de, revised yearly - note this site returns 403 to automated tools, so open it in a browser]</w:t>
             </w:r>
           </w:p>
         </w:tc>
@@ -7649,14 +8997,8 @@
               <w:spacing w:before="20" w:after="20" w:line="240" w:lineRule="auto"/>
             </w:pPr>
             <w:r>
-              <w:rPr>
-                <w:b/>
-              </w:rPr>
-              <w:t xml:space="preserve">Ireland, New Zealand, Canada.</w:t>
-            </w:r>
-            <w:r>
-              <w:rPr/>
-              <w:t xml:space="preserve"> This row is the best match for your exact profile</w:t>
+              <w:rPr/>
+              <w:t xml:space="preserve">Ireland, New Zealand, Canada.  [STRUCK 29 August 2026 - these are now the three hardest on the list, not the best match. Ireland is gated on the NFQ grading, New Zealand realistically needs you on the ground, and Canada sits at an estimated CRS of 429 against draws this profile cannot enter. See Part 0B.]</w:t>
             </w:r>
           </w:p>
         </w:tc>
@@ -8339,6 +9681,88 @@
       <w:r>
         <w:rPr/>
         <w:t xml:space="preserve">, not a fact. Part 4 tells you how to test one in twenty minutes, and you should test every company before you spend an evening on its application. The lists are here to stop you staring at a blank page - not to be trusted.  [VERIFY: every row, via the sponsor registers and the LinkedIn test in Part 4]</w:t>
+      </w:r>
+    </w:p>
+    <w:p>
+      <w:pPr>
+        <w:pStyle w:val="Heading3"/>
+      </w:pPr>
+      <w:r>
+        <w:rPr/>
+        <w:t xml:space="preserve">Evidence status of these company lists - added 29 August 2026</w:t>
+      </w:r>
+    </w:p>
+    <w:p>
+      <w:pPr/>
+      <w:r>
+        <w:rPr/>
+        <w:t xml:space="preserve">The warning above is right, and it is the most important sentence in Part 3. Here is what it means concretely. Of every company named in this part, exactly one has been checked against live evidence: Relativity's Krakow engineering office, which had .NET roles advertised in August 2026 with published salary bands. Everything else here is a hypothesis assembled from what the company builds and what stack it is known to use. That is a sound way to build a starting list. It is not a sponsorship finding, and it is not what the individual rows below sound like.</w:t>
+      </w:r>
+    </w:p>
+    <w:p>
+      <w:pPr/>
+      <w:r>
+        <w:rPr/>
+        <w:t xml:space="preserve">Treat every phrase of this kind as unverified, wherever it appears below: "routine visa sponsor", "well-known accredited employer", "real sponsorship", "provides real relocation support", "a genuinely routine India-to-Canada movement pattern", "the transfer route is real", "hires Indian engineers". Not one of those was checked against a sponsor register or against named engineers who actually moved. Part 4 is how you check one, and it takes twenty minutes. Do it before every application, not before the first.</w:t>
+      </w:r>
+    </w:p>
+    <w:p>
+      <w:pPr/>
+      <w:r>
+        <w:rPr/>
+        <w:t xml:space="preserve">Five places where the evidence in CONTEXT.md Part D actively disagrees with the text below:</w:t>
+      </w:r>
+    </w:p>
+    <w:p>
+      <w:pPr>
+        <w:ind w:left="284" w:hanging="284"/>
+      </w:pPr>
+      <w:r>
+        <w:rPr/>
+        <w:t xml:space="preserve">•  Nuix, in 3C and 3K, is described as .NET. The research found it appears to be Java-leaning and could not confirm the stack. Part 9 also names it as a best-fitting company. Check the stack before spending an application on it.</w:t>
+      </w:r>
+    </w:p>
+    <w:p>
+      <w:pPr>
+        <w:ind w:left="284" w:hanging="284"/>
+      </w:pPr>
+      <w:r>
+        <w:rPr/>
+        <w:t xml:space="preserve">•  Magnet Forensics, in 3A and 3K, is marked Direct. Its sponsorship policy was explicitly not verified.</w:t>
+      </w:r>
+    </w:p>
+    <w:p>
+      <w:pPr>
+        <w:ind w:left="284" w:hanging="284"/>
+      </w:pPr>
+      <w:r>
+        <w:rPr/>
+        <w:t xml:space="preserve">•  The Canadian banks row in 3A says they use the Global Talent Stream and offer real sponsorship. The research's own assessment is the opposite: Canadian employers do not routinely use the Global Talent Stream for mid-level backend engineers hired from India, because the business case rarely closes against a deep local talent pool.</w:t>
+      </w:r>
+    </w:p>
+    <w:p>
+      <w:pPr>
+        <w:ind w:left="284" w:hanging="284"/>
+      </w:pPr>
+      <w:r>
+        <w:rPr/>
+        <w:t xml:space="preserve">•  Epiq, Consilio, Lighthouse and KLDiscovery in 3K are described as having a real transfer route. The research listed them as probable but unverified transfer vectors.</w:t>
+      </w:r>
+    </w:p>
+    <w:p>
+      <w:pPr>
+        <w:ind w:left="284" w:hanging="284"/>
+      </w:pPr>
+      <w:r>
+        <w:rPr/>
+        <w:t xml:space="preserve">•  Microsoft, Amazon and Google offices marked Direct in 3A and elsewhere. The research found that large product companies with India entities move people almost exclusively as internal transfers at senior level, rather than hiring from abroad at mid-level.</w:t>
+      </w:r>
+    </w:p>
+    <w:p>
+      <w:pPr/>
+      <w:r>
+        <w:rPr/>
+        <w:t xml:space="preserve">And one row that is under-weighted rather than wrong. Relativity appears in 3K under its Chicago head office, with Krakow mentioned as an aside. Krakow is the part that matters: it is the most precisely matched opportunity found anywhere in this research, in the country with the best sponsorship odds for an Indian national, and Part 0A puts it first. Treat Relativity Krakow as a 3I row, not as a footnote to a US row.</w:t>
       </w:r>
     </w:p>
     <w:p>
@@ -9490,6 +10914,13 @@
       <w:pPr/>
       <w:r>
         <w:rPr/>
+        <w:t xml:space="preserve">FLAGGED 29 August 2026 - see Part 0A and Part 0B. New Zealand does not appear in Part 0A's order of effort at all. The residence pathways added in 2026 reward people already in New Zealand accumulating local experience, and a cold application from India was rated at 5 to 10 per cent. The companies below are real. The "fastest employer-based residency" framing only starts once an offer exists, and getting that offer from India is the hard part this section does not price.</w:t>
+      </w:r>
+    </w:p>
+    <w:p>
+      <w:pPr/>
+      <w:r>
+        <w:rPr/>
         <w:t xml:space="preserve">Ranked second and almost nobody targets it. Software engineering has sat in the Green List Straight to Residence tier, which means a job offer from an accredited employer can be followed by a residence application </w:t>
       </w:r>
       <w:r>
@@ -10342,6 +11773,13 @@
       <w:pPr/>
       <w:r>
         <w:rPr/>
+        <w:t xml:space="preserve">FLAGGED 29 August 2026 - see Part 0A and Part 0B. Part 0A places Australia at nil effort behind items 1 to 3. A skills assessment is mandatory for Indian passport holders before the employer-sponsored route can even be lodged, which is three to six months of lead time before a first application, and the points route 189 has not invited software engineers since November 2024. The income threshold quoted in Part 2 has also moved - see the table in Part 0B.</w:t>
+      </w:r>
+    </w:p>
+    <w:p>
+      <w:pPr/>
+      <w:r>
+        <w:rPr/>
         <w:t xml:space="preserve">Ranked third: excellent pay, a genuinely .NET-heavy market that almost no Indian candidate targets deliberately, and permanent residency roughly two years after a sponsored start. The employer-sponsored 482 route suits you better than the points routes, because a skills assessment will discount some of your experience.</w:t>
       </w:r>
     </w:p>
@@ -11266,6 +12704,13 @@
       <w:pPr/>
       <w:r>
         <w:rPr/>
+        <w:t xml:space="preserve">NOTE added 29 August 2026 - see Part 0B. Germany is item 1 in Part 0A's order of effort, so this is a priority list rather than a demoted one. Two corrections to what Part 2 says about the route: the 2026 salary thresholds are about EUR 45,934.20 reduced and EUR 50,700 general, not the figures quoted there; and the no-degree IT-specialist route appears to require German-language proficiency as a rule, and may be a separate residence permit from the EU Blue Card with a higher salary floor. That makes starting German a practical prerequisite rather than only a way to shorten the settlement clock from 27 months to 21. Establish which of the two permits you actually qualify for before building a plan on this section.</w:t>
+      </w:r>
+    </w:p>
+    <w:p>
+      <w:pPr/>
+      <w:r>
+        <w:rPr/>
         <w:t xml:space="preserve">Germany is the strongest combination of .NET demand, an achievable salary floor for shortage occupations, and a settlement permit in about two years. It also has an IT-specialist route that does not require a degree, which matters given your BCA. Austria is small but has Dynatrace. Switzerland pays the most in the world and is the hardest to enter, because non-EU permits are quota-limited.</w:t>
       </w:r>
     </w:p>
@@ -13097,6 +14542,13 @@
       <w:pPr/>
       <w:r>
         <w:rPr/>
+        <w:t xml:space="preserve">NOTE added 29 August 2026 - see Part 0B. The Netherlands is item 1 in Part 0A's order of effort alongside Germany and Poland, so this is a priority list. One favourable correction: IND states that the reduced under-30 salary criterion continues to apply after you turn 30, for as long as you stay with the same employer. The lower threshold is therefore a condition at the point of hire, not a deadline that closes the route - being hired before 30 still matters, but turning 30 afterwards does not undo it. Every employer below must appear on the IND public register of recognised sponsors; that is the Part 4 check, and it is the one register without which the permit is legally impossible.</w:t>
+      </w:r>
+    </w:p>
+    <w:p>
+      <w:pPr/>
+      <w:r>
+        <w:rPr/>
         <w:t xml:space="preserve">A strong .NET market, English is the working language in most engineering teams, and there is a public register of IND recognised sponsors - if a company is not on it, it legally cannot hire you as a highly skilled migrant, which makes filtering unusually easy.</w:t>
       </w:r>
     </w:p>
@@ -13875,6 +15327,13 @@
       <w:pPr/>
       <w:r>
         <w:rPr/>
+        <w:t xml:space="preserve">FLAGGED 29 August 2026 - see Part 0B. The heading overstates it. Sweden raised its work-permit salary floor from 1 June 2026 in a way that targets this exact salary band, and its exemption list covers IT operations roles rather than software developers. Denmark's Pay Limit Scheme sits near EUR 74,000, above a mid-level .NET salary. Both are realistically closed until you are senior. The companies below are real and the .NET market claim is sound - what has moved is the entry threshold, and this section predates that move.</w:t>
+      </w:r>
+    </w:p>
+    <w:p>
+      <w:pPr/>
+      <w:r>
+        <w:rPr/>
         <w:t xml:space="preserve">If you want Europe and you write C#, this is the highest-fit, lowest-competition region on the list. .NET is core to these products rather than tolerated. Note the PR asymmetry from Part 2: Norway and Sweden are reasonable, Denmark is a long road to permanence but an excellent place to work.</w:t>
       </w:r>
     </w:p>
@@ -14727,6 +16186,13 @@
       <w:pPr/>
       <w:r>
         <w:rPr/>
+        <w:t xml:space="preserve">FLAGGED 29 August 2026 - see Part 0A and Part 0B. Part 0A puts the UK on the watchlist at nil effort until the degree question is settled. Two things this section predates: main-applicant Skilled Worker applications fell 39 per cent in the year to 30 June 2026, so the binding constraint is employer willingness to sponsor rather than approval odds; and the earned-settlement proposal would take the standard qualifying period from five years to ten. One genuinely favourable point the section does not make - the RQF skill level attaches to the occupation rather than to you, so a three-year BCA is not a personal disqualifier in the UK the way it may be in Ireland.</w:t>
+      </w:r>
+    </w:p>
+    <w:p>
+      <w:pPr/>
+      <w:r>
+        <w:rPr/>
         <w:t xml:space="preserve">The UK has more .NET jobs than anywhere else in Europe and the language barrier is zero. The caveat is that 2025 raised both the skill and salary thresholds for the Skilled Worker route, and a policy paper proposed lengthening the road to settlement. That does not remove the UK from your list - it moves it below Ireland, which offers the same language and a shorter path.  [VERIFY: gov.uk - the most volatile immigration regime in this document]</w:t>
       </w:r>
     </w:p>
@@ -15569,6 +17035,13 @@
       <w:pPr/>
       <w:r>
         <w:rPr/>
+        <w:t xml:space="preserve">Added 29 August 2026 - the company missing from this table is Relativity. Its Krakow engineering office advertised .NET roles in August 2026 with published salary bands; it is listed in 3K under its Chicago head office, which buries it. On the evidence available this is the strongest single target in the document: same product category, same stack, same domain, in the country with the best sponsorship odds for your nationality. One practical point - the advertised junior band straddles the salary floor the permit requires while the senior band clears it comfortably, so apply at senior level and raise the floor with the recruiter explicitly rather than discovering it at offer stage. See Part 0B.</w:t>
+      </w:r>
+    </w:p>
+    <w:p>
+      <w:pPr/>
+      <w:r>
+        <w:rPr/>
         <w:t xml:space="preserve">Pay is lower and permanent residency takes five years, so this ranks below the countries above. But the .NET market here is genuinely enormous, salary floors for visas are low, processing is routine, and after five years EU long-term resident status lets you move within the Union. If nothing above lands, </w:t>
       </w:r>
       <w:r>
@@ -16369,6 +17842,13 @@
       <w:pPr/>
       <w:r>
         <w:rPr/>
+        <w:t xml:space="preserve">FLAGGED 29 August 2026 - see Part 0B. Treat this as the least-researched section in Part 3. Malta, Portugal and Spain were examined only at the level of salary thresholds; no sponsorship behaviour, market pay or hiring pattern was checked for any company named below, so "hires internationally as a matter of routine" and "routine sponsorship" are assumptions rather than findings. The underlying logic - lower competition, easier entry, five-year PR - is sound enough to keep the section, but every row needs the Part 4 check before it earns an evening.</w:t>
+      </w:r>
+    </w:p>
+    <w:p>
+      <w:pPr/>
+      <w:r>
+        <w:rPr/>
         <w:t xml:space="preserve">Nobody from India targets Malta, and Malta has a dense cluster of .NET-heavy iGaming and payments companies with an unusually fast work-permit process. Portugal and Spain have highly-qualified routes, five-year PR, and a comparatively short citizenship track. Lower pay, much lower competition.</w:t>
       </w:r>
     </w:p>
@@ -17895,7 +19375,7 @@
             </w:pPr>
             <w:r>
               <w:rPr/>
-              <w:t xml:space="preserve">Your own employer. See Part 2 - you are already past the L-1 one-year requirement, and this is the shortest conversation on this page</w:t>
+              <w:t xml:space="preserve">STRUCK 29 August 2026 - void, and this is the eighth place the same claim appeared. The employer offers no overseas transfer or relocation, so there is no L-1 and no conversation to have. See Part 0A and Part 0B. [Original text: your own employer - you are already past the L-1 one-year requirement, and this is the shortest conversation on this page.]</w:t>
             </w:r>
           </w:p>
         </w:tc>
@@ -17925,14 +19405,8 @@
     <w:p>
       <w:pPr/>
       <w:r>
-        <w:rPr>
-          <w:b/>
-        </w:rPr>
-        <w:t xml:space="preserve">How to use this table differently from the others.</w:t>
-      </w:r>
-      <w:r>
-        <w:rPr/>
-        <w:t xml:space="preserve"> For these companies, lead your application with the domain, not the stack. "I have shipped backend features on a large-scale eDiscovery platform used by US federal agencies, including FOIA processing and multilingual ingestion" is a sentence almost none of their applicants can write. Put it in the first line of the cover note and the LinkedIn message.</w:t>
+        <w:rPr/>
+        <w:t xml:space="preserve">How to use this table differently from the others. CORRECTED 29 August 2026 - lead with the domain, but not with the words this row used to recommend. It told you to open with "a large-scale eDiscovery platform used by US federal agencies, including FOIA processing and multilingual ingestion". Inside the United States that is a strong line. Outside it, the research found it works against you: US government work is frequently gated on status or clearances that do not transfer, and to a European hiring manager the phrasing reads as narrow-vertical and compliance-bound. Lead instead with the transferable substrate - petabyte-scale document and email ingestion, distributed search, retention and legal-hold data governance, and multi-tenant AWS architecture. Keep the word eDiscovery. Drop the federal-agency and FOIA framing everywhere except applications inside the United States, which you are no longer making. See Part 0B.</w:t>
       </w:r>
     </w:p>
     <w:p>
@@ -17942,6 +19416,13 @@
       <w:r>
         <w:rPr/>
         <w:t xml:space="preserve">3L. United States - highest pay, worst permanence</w:t>
+      </w:r>
+    </w:p>
+    <w:p>
+      <w:pPr/>
+      <w:r>
+        <w:rPr/>
+        <w:t xml:space="preserve">FLAGGED 29 August 2026 - see Part 0A and Part 0B. The United States is dropped, not merely ranked last. Cold applications from India convert at under 1 per cent, EB-2 is structurally closed to a three-year degree, and the L-1 escape hatch that this section and Part 2 both lean on does not exist, because the current employer offers no transfer. Part 0A allocates this section nil hours. Read it for context, not as an apply list, and treat any row below that describes an L-1 pattern as describing something you cannot currently use.</w:t>
       </w:r>
     </w:p>
     <w:p>
@@ -23898,7 +25379,7 @@
             </w:pPr>
             <w:r>
               <w:rPr/>
-              <w:t xml:space="preserve">Two pages. A short cover letter is genuinely read here, unlike in North America. State your visa situation plainly - "eligible for an EU Blue Card, requires sponsorship" - because ambiguity gets filtered</w:t>
+              <w:t xml:space="preserve">Two pages. A short cover letter is genuinely read here, unlike in North America. State your visa situation plainly - that you require sponsorship - because ambiguity gets filtered.  [CORRECTED 29 August 2026: this row used to say to write "eligible for an EU Blue Card". Do not. Blue Card eligibility depends on the Germany verification in Part 0A, which has not been done, and the claim was removed from the Europe resume and cover letter on 29 August 2026. Say only that you require sponsorship, and leave the route for a call.]</w:t>
             </w:r>
           </w:p>
         </w:tc>
@@ -24106,14 +25587,8 @@
               <w:spacing w:before="20" w:after="20" w:line="240" w:lineRule="auto"/>
             </w:pPr>
             <w:r>
-              <w:rPr>
-                <w:b/>
-              </w:rPr>
-              <w:t xml:space="preserve">Your highest-value week.</w:t>
-            </w:r>
-            <w:r>
-              <w:rPr/>
-              <w:t xml:space="preserve"> Best PR outcomes plus the smallest candidate pools. Apply broadly - 12-15 applications. This is where the plan's centre of gravity now sits</w:t>
+              <w:rPr/>
+              <w:t xml:space="preserve">STRUCK 29 August 2026 - the centre of gravity moved. Part 0A puts Germany, the Netherlands and Poland first; Canada is a background track at about 5 per cent of hours, and New Zealand realistically needs you on the ground. Re-sequence from Part 0A, not from this row. See Part 0B. [Original text: your highest-value week, best PR outcomes plus the smallest candidate pools, apply broadly, 12-15 applications.]</w:t>
             </w:r>
           </w:p>
         </w:tc>
@@ -27328,6 +28803,13 @@
       <w:pPr/>
       <w:r>
         <w:rPr/>
+        <w:t xml:space="preserve">STRUCK 29 August 2026 - do not have this conversation. The current employer does not offer overseas transfer or relocation, so there is no transfer to ask about, and raising it marks you as a flight risk for no gain. See Part 0A and Part 0B. The script below is left in place because it becomes useful again at a Part 3M employer that genuinely does move people - use it there, not here.</w:t>
+      </w:r>
+    </w:p>
+    <w:p>
+      <w:pPr/>
+      <w:r>
+        <w:rPr/>
         <w:t xml:space="preserve">This is the highest-value and most delicate conversation in this document, and it applies to you right now at Casepoint (see Part 2). Done well it opens a route no job board can offer. Done badly it labels you a flight risk and quietly costs you the next promotion.</w:t>
       </w:r>
     </w:p>
@@ -29588,6 +31070,13 @@
       <w:r>
         <w:rPr/>
         <w:t xml:space="preserve">PART 8 - The verification checklist</w:t>
+      </w:r>
+    </w:p>
+    <w:p>
+      <w:pPr/>
+      <w:r>
+        <w:rPr/>
+        <w:t xml:space="preserve">Added 29 August 2026 - a practical warning about this checklist. An attempt was made on this date to complete the first three rows with automated tools. Every one failed: canada.ca returned HTTP 403 on two separate pages, and so did ind.nl, make-it-in-germany.de and bmi.bund.de. These sites block automated access as a matter of policy, which means no research tool and no assistant can complete these rows for you - you have to open them in a browser yourself. Two shortcuts worth knowing. For Ireland, NARIC runs a free searchable database of foreign qualifications and will issue a generic comparability statement through an online form where a qualification is not listed; that is the cheapest way to settle the NFQ Level 7 question, and it either opens or closes the entire Irish market. For Canada, resolve the CRS contradiction with the official CRS tool rather than a third-party calculator - several of those get the education-plus-language transferability tier wrong, which is precisely where the 429 and the 450-to-470 figures diverge.</w:t>
       </w:r>
     </w:p>
     <w:p>
@@ -30557,7 +32046,7 @@
             </w:pPr>
             <w:r>
               <w:rPr/>
-              <w:t xml:space="preserve">Only your own HR can answer this, and it is the gate on the entire Part 2 L-1 route</w:t>
+              <w:t xml:space="preserve">STRUCK 29 August 2026 - do not ask. Part 0A settled it: the current employer does not offer overseas transfer or relocation, so this checklist row has no answer worth chasing. [Original text: only your own HR can answer this, and it is the gate on the entire Part 2 L-1 route.]</w:t>
             </w:r>
           </w:p>
         </w:tc>
@@ -30968,7 +32457,7 @@
             </w:pPr>
             <w:r>
               <w:rPr/>
-              <w:t xml:space="preserve">Week 22: Canada (3A), New Zealand (3B), and your eDiscovery domain companies (3K) wherever they are. Highest PR value plus the smallest candidate pools</w:t>
+              <w:t xml:space="preserve">STRUCK 29 August 2026 - superseded by the provisional order of effort in Part 0A: Germany, the Netherlands and Poland first at about 70 per cent of overseas hours, then Part 3M India employers with proven mobility, then Part 3K eDiscovery wherever it is based. Canada drops to about 5 per cent and only as a French or provincial-nomination route. See Part 0B. [Original answer: Week 22 - Canada 3A, New Zealand 3B and eDiscovery 3K, highest PR value plus the smallest candidate pools.]</w:t>
             </w:r>
           </w:p>
         </w:tc>
@@ -31033,14 +32522,8 @@
               <w:spacing w:before="20" w:after="20" w:line="240" w:lineRule="auto"/>
             </w:pPr>
             <w:r>
-              <w:rPr>
-                <w:b/>
-              </w:rPr>
-              <w:t xml:space="preserve">Ireland.</w:t>
-            </w:r>
-            <w:r>
-              <w:rPr/>
-              <w:t xml:space="preserve"> English-speaking, .NET-heavy, and Stamp 4 at two years. New Zealand is the fastest to residency; Canada is the best outcome overall</w:t>
+              <w:rPr/>
+              <w:t xml:space="preserve">STRUCK 29 August 2026 - Ireland now turns on whether a three-year BCA is graded NFQ Level 7 or 8, which decides whether the salary bar is about EUR 40,904 or about EUR 68,911. Until that is checked, Part 0A puts Ireland and the UK at nil effort, and the working answer is Germany, the Netherlands or Poland. See Part 0B. [Original answer: Ireland - English-speaking, .NET-heavy, and Stamp 4 at two years; New Zealand fastest to residency; Canada the best outcome overall.]</w:t>
             </w:r>
           </w:p>
         </w:tc>
@@ -31106,17 +32589,7 @@
             </w:pPr>
             <w:r>
               <w:rPr/>
-              <w:t xml:space="preserve">You passed the L-1 one-year requirement at Casepoint in about May 2026. The internal US route is open to you </w:t>
-            </w:r>
-            <w:r>
-              <w:rPr>
-                <w:b/>
-              </w:rPr>
-              <w:t xml:space="preserve">now</w:t>
-            </w:r>
-            <w:r>
-              <w:rPr/>
-              <w:t xml:space="preserve"> - see Part 2 and the script in Part 7 F6</w:t>
+              <w:t xml:space="preserve">STRUCK 29 August 2026 - this is not true. The employer offers no overseas transfer or relocation, so there is no internal US route and no L-1 to file. See Part 0A and Part 0B. [Original answer: you passed the L-1 one-year requirement at Casepoint in about May 2026, and the internal US route is open to you now - see Part 2 and the script in Part 7 F6.]</w:t>
             </w:r>
           </w:p>
         </w:tc>
